--- a/Rezultate.docx
+++ b/Rezultate.docx
@@ -14,6 +14,12 @@
         </w:rPr>
         <w:t>30 EPOCH RAW</w:t>
       </w:r>
+      <w:r>
+        <w:rPr>
+          <w:lang w:val="en-US"/>
+        </w:rPr>
+        <w:t xml:space="preserve"> (90 epochs CLAHE)</w:t>
+      </w:r>
     </w:p>
     <w:p>
       <w:r>
@@ -117,7 +123,7 @@
         </w:rPr>
         <w:lastRenderedPageBreak/>
         <w:drawing>
-          <wp:inline distT="0" distB="0" distL="0" distR="0" wp14:anchorId="4778C808" wp14:editId="2ACC4DD6">
+          <wp:inline distT="0" distB="0" distL="0" distR="0" wp14:anchorId="4778C808" wp14:editId="09C9E405">
             <wp:extent cx="5760720" cy="3936365"/>
             <wp:effectExtent l="0" t="0" r="0" b="6985"/>
             <wp:docPr id="1432861624" name="Picture 2"/>
@@ -129,226 +135,6 @@
                 <pic:pic xmlns:pic="http://schemas.openxmlformats.org/drawingml/2006/picture">
                   <pic:nvPicPr>
                     <pic:cNvPr id="0" name="Picture 3"/>
-                    <pic:cNvPicPr>
-                      <a:picLocks noChangeAspect="1" noChangeArrowheads="1"/>
-                    </pic:cNvPicPr>
-                  </pic:nvPicPr>
-                  <pic:blipFill>
-                    <a:blip r:embed="rId4" cstate="print">
-                      <a:extLst>
-                        <a:ext uri="{28A0092B-C50C-407E-A947-70E740481C1C}">
-                          <a14:useLocalDpi xmlns:a14="http://schemas.microsoft.com/office/drawing/2010/main" val="0"/>
-                        </a:ext>
-                      </a:extLst>
-                    </a:blip>
-                    <a:srcRect/>
-                    <a:stretch>
-                      <a:fillRect/>
-                    </a:stretch>
-                  </pic:blipFill>
-                  <pic:spPr bwMode="auto">
-                    <a:xfrm>
-                      <a:off x="0" y="0"/>
-                      <a:ext cx="5760720" cy="3936365"/>
-                    </a:xfrm>
-                    <a:prstGeom prst="rect">
-                      <a:avLst/>
-                    </a:prstGeom>
-                    <a:noFill/>
-                    <a:ln>
-                      <a:noFill/>
-                    </a:ln>
-                  </pic:spPr>
-                </pic:pic>
-              </a:graphicData>
-            </a:graphic>
-          </wp:inline>
-        </w:drawing>
-      </w:r>
-    </w:p>
-    <w:p>
-      <w:pPr>
-        <w:rPr>
-          <w:lang w:val="en-US"/>
-        </w:rPr>
-      </w:pPr>
-    </w:p>
-    <w:p>
-      <w:pPr>
-        <w:rPr>
-          <w:lang w:val="en-US"/>
-        </w:rPr>
-      </w:pPr>
-    </w:p>
-    <w:p>
-      <w:pPr>
-        <w:rPr>
-          <w:lang w:val="en-US"/>
-        </w:rPr>
-      </w:pPr>
-    </w:p>
-    <w:p>
-      <w:pPr>
-        <w:rPr>
-          <w:lang w:val="en-US"/>
-        </w:rPr>
-      </w:pPr>
-    </w:p>
-    <w:p>
-      <w:pPr>
-        <w:rPr>
-          <w:lang w:val="en-US"/>
-        </w:rPr>
-      </w:pPr>
-    </w:p>
-    <w:p>
-      <w:pPr>
-        <w:rPr>
-          <w:lang w:val="en-US"/>
-        </w:rPr>
-      </w:pPr>
-    </w:p>
-    <w:p>
-      <w:pPr>
-        <w:rPr>
-          <w:lang w:val="en-US"/>
-        </w:rPr>
-      </w:pPr>
-    </w:p>
-    <w:p>
-      <w:pPr>
-        <w:rPr>
-          <w:lang w:val="en-US"/>
-        </w:rPr>
-      </w:pPr>
-    </w:p>
-    <w:p>
-      <w:pPr>
-        <w:rPr>
-          <w:lang w:val="en-US"/>
-        </w:rPr>
-      </w:pPr>
-      <w:r>
-        <w:rPr>
-          <w:lang w:val="en-US"/>
-        </w:rPr>
-        <w:t>105 EPOCHS RAW</w:t>
-      </w:r>
-    </w:p>
-    <w:p>
-      <w:r>
-        <w:t>Loaded best model for evaluation.</w:t>
-      </w:r>
-    </w:p>
-    <w:p>
-      <w:r>
-        <w:t>Evaluating on Test Set: 100%|</w:t>
-      </w:r>
-      <w:r>
-        <w:rPr>
-          <w:rFonts w:ascii="Arial" w:hAnsi="Arial" w:cs="Arial"/>
-        </w:rPr>
-        <w:t>██████████</w:t>
-      </w:r>
-      <w:r>
-        <w:t>| 30/30 [00:15&lt;00:00,  1.99it/s]</w:t>
-      </w:r>
-    </w:p>
-    <w:p/>
-    <w:p>
-      <w:r>
-        <w:t>===============================================================================================</w:t>
-      </w:r>
-    </w:p>
-    <w:p>
-      <w:r>
-        <w:t>TEST RESULTS</w:t>
-      </w:r>
-    </w:p>
-    <w:p>
-      <w:r>
-        <w:lastRenderedPageBreak/>
-        <w:t>===============================================================================================</w:t>
-      </w:r>
-    </w:p>
-    <w:p>
-      <w:r>
-        <w:t>Test Loss: 0.1224</w:t>
-      </w:r>
-    </w:p>
-    <w:p>
-      <w:r>
-        <w:t>-----------------------------------------------------------------------------------------------</w:t>
-      </w:r>
-    </w:p>
-    <w:p>
-      <w:r>
-        <w:t xml:space="preserve">Organ           | Dice     | IoU      | Sens     | Spec     | Prec    </w:t>
-      </w:r>
-    </w:p>
-    <w:p>
-      <w:r>
-        <w:t>-----------------------------------------------------------------------------------------------</w:t>
-      </w:r>
-    </w:p>
-    <w:p>
-      <w:r>
-        <w:t>artery          | 0.8355   | 0.7219   | 0.8642   | 0.9997   | 0.8113</w:t>
-      </w:r>
-    </w:p>
-    <w:p>
-      <w:r>
-        <w:t>liver           | 0.8921   | 0.8055   | 0.9690   | 0.9921   | 0.8270</w:t>
-      </w:r>
-    </w:p>
-    <w:p>
-      <w:r>
-        <w:t>stomach         | 0.8722   | 0.7755   | 0.9136   | 0.9989   | 0.8357</w:t>
-      </w:r>
-    </w:p>
-    <w:p>
-      <w:r>
-        <w:t>vein            | 0.8552   | 0.7475   | 0.9010   | 0.9989   | 0.8148</w:t>
-      </w:r>
-    </w:p>
-    <w:p>
-      <w:r>
-        <w:t>-----------------------------------------------------------------------------------------------</w:t>
-      </w:r>
-    </w:p>
-    <w:p>
-      <w:r>
-        <w:t>MACRO AVG       | 0.8637</w:t>
-      </w:r>
-    </w:p>
-    <w:p>
-      <w:r>
-        <w:t>===============================================================================================</w:t>
-      </w:r>
-    </w:p>
-    <w:p>
-      <w:pPr>
-        <w:rPr>
-          <w:lang w:val="en-US"/>
-        </w:rPr>
-      </w:pPr>
-      <w:r>
-        <w:rPr>
-          <w:noProof/>
-        </w:rPr>
-        <w:drawing>
-          <wp:inline distT="0" distB="0" distL="0" distR="0" wp14:anchorId="3381C437" wp14:editId="53CAEBFE">
-            <wp:extent cx="5760720" cy="3936365"/>
-            <wp:effectExtent l="0" t="0" r="0" b="6985"/>
-            <wp:docPr id="731012373" name="Picture 1"/>
-            <wp:cNvGraphicFramePr>
-              <a:graphicFrameLocks xmlns:a="http://schemas.openxmlformats.org/drawingml/2006/main" noChangeAspect="1"/>
-            </wp:cNvGraphicFramePr>
-            <a:graphic xmlns:a="http://schemas.openxmlformats.org/drawingml/2006/main">
-              <a:graphicData uri="http://schemas.openxmlformats.org/drawingml/2006/picture">
-                <pic:pic xmlns:pic="http://schemas.openxmlformats.org/drawingml/2006/picture">
-                  <pic:nvPicPr>
-                    <pic:cNvPr id="0" name="Picture 1"/>
                     <pic:cNvPicPr>
                       <a:picLocks noChangeAspect="1" noChangeArrowheads="1"/>
                     </pic:cNvPicPr>
@@ -427,11 +213,88 @@
           <w:lang w:val="en-US"/>
         </w:rPr>
       </w:pPr>
-      <w:r>
-        <w:rPr>
-          <w:lang w:val="en-US"/>
-        </w:rPr>
-        <w:t>NO TEXT BEST OF 90 EPOCHS</w:t>
+    </w:p>
+    <w:p>
+      <w:pPr>
+        <w:rPr>
+          <w:lang w:val="en-US"/>
+        </w:rPr>
+      </w:pPr>
+    </w:p>
+    <w:p>
+      <w:pPr>
+        <w:rPr>
+          <w:lang w:val="en-US"/>
+        </w:rPr>
+      </w:pPr>
+    </w:p>
+    <w:p>
+      <w:pPr>
+        <w:rPr>
+          <w:lang w:val="en-US"/>
+        </w:rPr>
+      </w:pPr>
+    </w:p>
+    <w:p>
+      <w:pPr>
+        <w:rPr>
+          <w:lang w:val="en-US"/>
+        </w:rPr>
+      </w:pPr>
+    </w:p>
+    <w:p>
+      <w:pPr>
+        <w:rPr>
+          <w:lang w:val="en-US"/>
+        </w:rPr>
+      </w:pPr>
+    </w:p>
+    <w:p>
+      <w:pPr>
+        <w:rPr>
+          <w:lang w:val="en-US"/>
+        </w:rPr>
+      </w:pPr>
+    </w:p>
+    <w:p>
+      <w:pPr>
+        <w:rPr>
+          <w:lang w:val="en-US"/>
+        </w:rPr>
+      </w:pPr>
+    </w:p>
+    <w:p>
+      <w:pPr>
+        <w:rPr>
+          <w:lang w:val="en-US"/>
+        </w:rPr>
+      </w:pPr>
+    </w:p>
+    <w:p>
+      <w:pPr>
+        <w:rPr>
+          <w:lang w:val="en-US"/>
+        </w:rPr>
+      </w:pPr>
+    </w:p>
+    <w:p>
+      <w:pPr>
+        <w:rPr>
+          <w:lang w:val="en-US"/>
+        </w:rPr>
+      </w:pPr>
+      <w:r>
+        <w:rPr>
+          <w:lang w:val="en-US"/>
+        </w:rPr>
+        <w:lastRenderedPageBreak/>
+        <w:t>105 EPOCHS RAW</w:t>
+      </w:r>
+      <w:r>
+        <w:rPr>
+          <w:lang w:val="en-US"/>
+        </w:rPr>
+        <w:t xml:space="preserve"> (150 CLAHE)</w:t>
       </w:r>
     </w:p>
     <w:p>
@@ -450,7 +313,7 @@
         <w:t>██████████</w:t>
       </w:r>
       <w:r>
-        <w:t>| 30/30 [00:05&lt;00:00,  5.19it/s]</w:t>
+        <w:t>| 30/30 [00:15&lt;00:00,  1.99it/s]</w:t>
       </w:r>
     </w:p>
     <w:p/>
@@ -471,7 +334,7 @@
     </w:p>
     <w:p>
       <w:r>
-        <w:t>Test Loss: 0.5773</w:t>
+        <w:t>Test Loss: 0.1224</w:t>
       </w:r>
     </w:p>
     <w:p>
@@ -491,22 +354,22 @@
     </w:p>
     <w:p>
       <w:r>
-        <w:t>artery          | 0.0000   | 0.0000   | 0.0000   | 1.0000   | 0.0000</w:t>
-      </w:r>
-    </w:p>
-    <w:p>
-      <w:r>
-        <w:t>liver           | 0.5739   | 0.4033   | 0.8369   | 0.9582   | 0.4377</w:t>
-      </w:r>
-    </w:p>
-    <w:p>
-      <w:r>
-        <w:t>stomach         | 0.4825   | 0.3216   | 0.6657   | 0.9932   | 0.3844</w:t>
-      </w:r>
-    </w:p>
-    <w:p>
-      <w:r>
-        <w:t>vein            | 0.4646   | 0.3044   | 0.6969   | 0.9930   | 0.3506</w:t>
+        <w:t>artery          | 0.8355   | 0.7219   | 0.8642   | 0.9997   | 0.8113</w:t>
+      </w:r>
+    </w:p>
+    <w:p>
+      <w:r>
+        <w:t>liver           | 0.8921   | 0.8055   | 0.9690   | 0.9921   | 0.8270</w:t>
+      </w:r>
+    </w:p>
+    <w:p>
+      <w:r>
+        <w:t>stomach         | 0.8722   | 0.7755   | 0.9136   | 0.9989   | 0.8357</w:t>
+      </w:r>
+    </w:p>
+    <w:p>
+      <w:r>
+        <w:t>vein            | 0.8552   | 0.7475   | 0.9010   | 0.9989   | 0.8148</w:t>
       </w:r>
     </w:p>
     <w:p>
@@ -516,24 +379,12 @@
     </w:p>
     <w:p>
       <w:r>
-        <w:t>MACRO AVG       | 0.3802</w:t>
+        <w:t>MACRO AVG       | 0.8637</w:t>
       </w:r>
     </w:p>
     <w:p>
       <w:r>
         <w:t>===============================================================================================</w:t>
-      </w:r>
-      <w:r>
-        <w:br/>
-      </w:r>
-      <w:r>
-        <w:br/>
-      </w:r>
-      <w:r>
-        <w:br/>
-      </w:r>
-      <w:r>
-        <w:br/>
       </w:r>
     </w:p>
     <w:p>
@@ -548,10 +399,10 @@
         </w:rPr>
         <w:lastRenderedPageBreak/>
         <w:drawing>
-          <wp:inline distT="0" distB="0" distL="0" distR="0" wp14:anchorId="74ECB65A" wp14:editId="1D07EAE4">
+          <wp:inline distT="0" distB="0" distL="0" distR="0" wp14:anchorId="3381C437" wp14:editId="190C5948">
             <wp:extent cx="5760720" cy="3936365"/>
             <wp:effectExtent l="0" t="0" r="0" b="6985"/>
-            <wp:docPr id="239318914" name="Picture 3"/>
+            <wp:docPr id="731012373" name="Picture 1"/>
             <wp:cNvGraphicFramePr>
               <a:graphicFrameLocks xmlns:a="http://schemas.openxmlformats.org/drawingml/2006/main" noChangeAspect="1"/>
             </wp:cNvGraphicFramePr>
@@ -559,7 +410,7 @@
               <a:graphicData uri="http://schemas.openxmlformats.org/drawingml/2006/picture">
                 <pic:pic xmlns:pic="http://schemas.openxmlformats.org/drawingml/2006/picture">
                   <pic:nvPicPr>
-                    <pic:cNvPr id="0" name="Picture 5"/>
+                    <pic:cNvPr id="0" name="Picture 1"/>
                     <pic:cNvPicPr>
                       <a:picLocks noChangeAspect="1" noChangeArrowheads="1"/>
                     </pic:cNvPicPr>
@@ -617,126 +468,254 @@
           <w:lang w:val="en-US"/>
         </w:rPr>
       </w:pPr>
-      <w:r>
-        <w:rPr>
-          <w:lang w:val="en-US"/>
-        </w:rPr>
-        <w:t xml:space="preserve">NO TEXTB BEST OF 111 EPOCHS: </w:t>
-      </w:r>
-      <w:r>
-        <w:rPr>
-          <w:lang w:val="en-US"/>
-        </w:rPr>
+    </w:p>
+    <w:p>
+      <w:pPr>
+        <w:rPr>
+          <w:lang w:val="en-US"/>
+        </w:rPr>
+      </w:pPr>
+    </w:p>
+    <w:p>
+      <w:pPr>
+        <w:rPr>
+          <w:lang w:val="en-US"/>
+        </w:rPr>
+      </w:pPr>
+    </w:p>
+    <w:p>
+      <w:pPr>
+        <w:rPr>
+          <w:lang w:val="en-US"/>
+        </w:rPr>
+      </w:pPr>
+    </w:p>
+    <w:p>
+      <w:pPr>
+        <w:rPr>
+          <w:lang w:val="en-US"/>
+        </w:rPr>
+      </w:pPr>
+    </w:p>
+    <w:p>
+      <w:pPr>
+        <w:rPr>
+          <w:lang w:val="en-US"/>
+        </w:rPr>
+      </w:pPr>
+    </w:p>
+    <w:p>
+      <w:pPr>
+        <w:rPr>
+          <w:lang w:val="en-US"/>
+        </w:rPr>
+      </w:pPr>
+    </w:p>
+    <w:p>
+      <w:pPr>
+        <w:rPr>
+          <w:lang w:val="en-US"/>
+        </w:rPr>
+      </w:pPr>
+    </w:p>
+    <w:p>
+      <w:pPr>
+        <w:rPr>
+          <w:lang w:val="en-US"/>
+        </w:rPr>
+      </w:pPr>
+    </w:p>
+    <w:p>
+      <w:pPr>
+        <w:rPr>
+          <w:lang w:val="en-US"/>
+        </w:rPr>
+      </w:pPr>
+    </w:p>
+    <w:p>
+      <w:pPr>
+        <w:rPr>
+          <w:lang w:val="en-US"/>
+        </w:rPr>
+      </w:pPr>
+    </w:p>
+    <w:p>
+      <w:pPr>
+        <w:rPr>
+          <w:lang w:val="en-US"/>
+        </w:rPr>
+      </w:pPr>
+    </w:p>
+    <w:p>
+      <w:pPr>
+        <w:rPr>
+          <w:lang w:val="en-US"/>
+        </w:rPr>
+      </w:pPr>
+    </w:p>
+    <w:p>
+      <w:pPr>
+        <w:rPr>
+          <w:lang w:val="en-US"/>
+        </w:rPr>
+      </w:pPr>
+    </w:p>
+    <w:p>
+      <w:pPr>
+        <w:rPr>
+          <w:lang w:val="en-US"/>
+        </w:rPr>
+      </w:pPr>
+    </w:p>
+    <w:p>
+      <w:pPr>
+        <w:rPr>
+          <w:lang w:val="en-US"/>
+        </w:rPr>
+      </w:pPr>
+      <w:r>
+        <w:rPr>
+          <w:lang w:val="en-US"/>
+        </w:rPr>
+        <w:t xml:space="preserve">NO TEXT BEST OF </w:t>
+      </w:r>
+      <w:r>
+        <w:rPr>
+          <w:lang w:val="en-US"/>
+        </w:rPr>
+        <w:t>150</w:t>
+      </w:r>
+      <w:r>
+        <w:rPr>
+          <w:lang w:val="en-US"/>
+        </w:rPr>
+        <w:t xml:space="preserve"> EPOCHS</w:t>
+      </w:r>
+      <w:r>
+        <w:rPr>
+          <w:lang w:val="en-US"/>
+        </w:rPr>
+        <w:t xml:space="preserve"> (RAW)</w:t>
+      </w:r>
+    </w:p>
+    <w:p>
+      <w:r>
+        <w:t>Loaded best model for evaluation.</w:t>
+      </w:r>
+    </w:p>
+    <w:p>
+      <w:r>
+        <w:t>Evaluating on Test Set: 100%|</w:t>
+      </w:r>
+      <w:r>
+        <w:rPr>
+          <w:rFonts w:ascii="Arial" w:hAnsi="Arial" w:cs="Arial"/>
+        </w:rPr>
+        <w:t>██████████</w:t>
+      </w:r>
+      <w:r>
+        <w:t>| 30/30 [00:05&lt;00:00,  5.19it/s]</w:t>
+      </w:r>
+    </w:p>
+    <w:p/>
+    <w:p>
+      <w:r>
+        <w:t>===============================================================================================</w:t>
+      </w:r>
+    </w:p>
+    <w:p>
+      <w:r>
+        <w:t>TEST RESULTS</w:t>
+      </w:r>
+    </w:p>
+    <w:p>
+      <w:r>
+        <w:t>===============================================================================================</w:t>
+      </w:r>
+    </w:p>
+    <w:p>
+      <w:r>
+        <w:t>Test Loss: 0.5773</w:t>
+      </w:r>
+    </w:p>
+    <w:p>
+      <w:r>
+        <w:t>-----------------------------------------------------------------------------------------------</w:t>
+      </w:r>
+    </w:p>
+    <w:p>
+      <w:r>
+        <w:t xml:space="preserve">Organ           | Dice     | IoU      | Sens     | Spec     | Prec    </w:t>
+      </w:r>
+    </w:p>
+    <w:p>
+      <w:r>
+        <w:t>-----------------------------------------------------------------------------------------------</w:t>
+      </w:r>
+    </w:p>
+    <w:p>
+      <w:r>
+        <w:t>artery          | 0.0000   | 0.0000   | 0.0000   | 1.0000   | 0.0000</w:t>
+      </w:r>
+    </w:p>
+    <w:p>
+      <w:r>
+        <w:t>liver           | 0.5739   | 0.4033   | 0.8369   | 0.9582   | 0.4377</w:t>
+      </w:r>
+    </w:p>
+    <w:p>
+      <w:r>
+        <w:t>stomach         | 0.4825   | 0.3216   | 0.6657   | 0.9932   | 0.3844</w:t>
+      </w:r>
+    </w:p>
+    <w:p>
+      <w:r>
+        <w:t>vein            | 0.4646   | 0.3044   | 0.6969   | 0.9930   | 0.3506</w:t>
+      </w:r>
+    </w:p>
+    <w:p>
+      <w:r>
+        <w:t>-----------------------------------------------------------------------------------------------</w:t>
+      </w:r>
+    </w:p>
+    <w:p>
+      <w:r>
+        <w:t>MACRO AVG       | 0.3802</w:t>
+      </w:r>
+    </w:p>
+    <w:p>
+      <w:r>
+        <w:t>===============================================================================================</w:t>
+      </w:r>
+      <w:r>
         <w:br/>
-        <w:t>AUTO STOP</w:t>
-      </w:r>
-    </w:p>
-    <w:p>
-      <w:r>
-        <w:t>Loaded best model for evaluation.</w:t>
-      </w:r>
-    </w:p>
-    <w:p>
-      <w:r>
-        <w:t>Evaluating on Test Set: 100%|</w:t>
-      </w:r>
-      <w:r>
-        <w:rPr>
-          <w:rFonts w:ascii="Arial" w:hAnsi="Arial" w:cs="Arial"/>
-        </w:rPr>
-        <w:t>██████████</w:t>
-      </w:r>
-      <w:r>
-        <w:t>| 30/30 [00:07&lt;00:00,  4.06it/s]</w:t>
-      </w:r>
-    </w:p>
-    <w:p/>
-    <w:p>
-      <w:r>
-        <w:t>===============================================================================================</w:t>
-      </w:r>
-    </w:p>
-    <w:p>
-      <w:r>
-        <w:t>TEST RESULTS</w:t>
-      </w:r>
-    </w:p>
-    <w:p>
-      <w:r>
-        <w:t>===============================================================================================</w:t>
-      </w:r>
-    </w:p>
-    <w:p>
-      <w:r>
-        <w:t>Test Loss: 0.5795</w:t>
-      </w:r>
-    </w:p>
-    <w:p>
-      <w:r>
-        <w:t>-----------------------------------------------------------------------------------------------</w:t>
-      </w:r>
-    </w:p>
-    <w:p>
-      <w:r>
-        <w:t xml:space="preserve">Organ           | Dice     | IoU      | Sens     | Spec     | Prec    </w:t>
-      </w:r>
-    </w:p>
-    <w:p>
-      <w:r>
-        <w:t>-----------------------------------------------------------------------------------------------</w:t>
-      </w:r>
-    </w:p>
-    <w:p>
-      <w:r>
+      </w:r>
+      <w:r>
+        <w:br/>
+      </w:r>
+      <w:r>
+        <w:br/>
+      </w:r>
+      <w:r>
+        <w:br/>
+      </w:r>
+    </w:p>
+    <w:p>
+      <w:pPr>
+        <w:rPr>
+          <w:lang w:val="en-US"/>
+        </w:rPr>
+      </w:pPr>
+      <w:r>
+        <w:rPr>
+          <w:noProof/>
+        </w:rPr>
         <w:lastRenderedPageBreak/>
-        <w:t>artery          | 0.0000   | 0.0000   | 0.0000   | 1.0000   | 0.0000</w:t>
-      </w:r>
-    </w:p>
-    <w:p>
-      <w:r>
-        <w:t>liver           | 0.5665   | 0.4029   | 0.8093   | 0.9598   | 0.4483</w:t>
-      </w:r>
-    </w:p>
-    <w:p>
-      <w:r>
-        <w:t>stomach         | 0.3282   | 0.2120   | 0.4256   | 0.9916   | 0.2841</w:t>
-      </w:r>
-    </w:p>
-    <w:p>
-      <w:r>
-        <w:t>vein            | 0.4888   | 0.3296   | 0.7152   | 0.9939   | 0.3843</w:t>
-      </w:r>
-    </w:p>
-    <w:p>
-      <w:r>
-        <w:t>-----------------------------------------------------------------------------------------------</w:t>
-      </w:r>
-    </w:p>
-    <w:p>
-      <w:r>
-        <w:t>MACRO AVG       | 0.3459</w:t>
-      </w:r>
-    </w:p>
-    <w:p>
-      <w:r>
-        <w:t>===============================================================================================</w:t>
-      </w:r>
-    </w:p>
-    <w:p>
-      <w:pPr>
-        <w:rPr>
-          <w:lang w:val="en-US"/>
-        </w:rPr>
-      </w:pPr>
-      <w:r>
-        <w:rPr>
-          <w:noProof/>
-        </w:rPr>
         <w:drawing>
-          <wp:inline distT="0" distB="0" distL="0" distR="0" wp14:anchorId="3148D896" wp14:editId="68F513DD">
-            <wp:extent cx="5760720" cy="4373880"/>
-            <wp:effectExtent l="0" t="0" r="0" b="7620"/>
-            <wp:docPr id="1749227708" name="Picture 1"/>
+          <wp:inline distT="0" distB="0" distL="0" distR="0" wp14:anchorId="74ECB65A" wp14:editId="4ED69484">
+            <wp:extent cx="5760720" cy="3936365"/>
+            <wp:effectExtent l="0" t="0" r="0" b="6985"/>
+            <wp:docPr id="239318914" name="Picture 3"/>
             <wp:cNvGraphicFramePr>
               <a:graphicFrameLocks xmlns:a="http://schemas.openxmlformats.org/drawingml/2006/main" noChangeAspect="1"/>
             </wp:cNvGraphicFramePr>
@@ -744,7 +723,7 @@
               <a:graphicData uri="http://schemas.openxmlformats.org/drawingml/2006/picture">
                 <pic:pic xmlns:pic="http://schemas.openxmlformats.org/drawingml/2006/picture">
                   <pic:nvPicPr>
-                    <pic:cNvPr id="0" name="Picture 1"/>
+                    <pic:cNvPr id="0" name="Picture 5"/>
                     <pic:cNvPicPr>
                       <a:picLocks noChangeAspect="1" noChangeArrowheads="1"/>
                     </pic:cNvPicPr>
@@ -765,7 +744,7 @@
                   <pic:spPr bwMode="auto">
                     <a:xfrm>
                       <a:off x="0" y="0"/>
-                      <a:ext cx="5760720" cy="4373880"/>
+                      <a:ext cx="5760720" cy="3936365"/>
                     </a:xfrm>
                     <a:prstGeom prst="rect">
                       <a:avLst/>
@@ -790,82 +769,171 @@
       </w:pPr>
     </w:p>
     <w:p>
-      <w:r>
-        <w:t>Gata. Încarc din nou în Colab și pornești antrenarea de la zero (RESUME_TRAINING = False).</w:t>
-      </w:r>
-    </w:p>
-    <w:p>
-      <w:r>
-        <w:t>Singura schimbare: pos_weight e acum un vector (1, 4, 1, 1) cu valori diferite per organ — artera primește 150 față de 25 cât aveau toate înainte. .view(1, -1, 1, 1) e important ca să se broadcast-uiască corect peste tensorii (B, C, H, W).</w:t>
-      </w:r>
-      <w:r>
+      <w:pPr>
+        <w:rPr>
+          <w:lang w:val="en-US"/>
+        </w:rPr>
+      </w:pPr>
+    </w:p>
+    <w:p>
+      <w:pPr>
+        <w:rPr>
+          <w:lang w:val="en-US"/>
+        </w:rPr>
+      </w:pPr>
+    </w:p>
+    <w:p>
+      <w:pPr>
+        <w:rPr>
+          <w:lang w:val="en-US"/>
+        </w:rPr>
+      </w:pPr>
+    </w:p>
+    <w:p>
+      <w:pPr>
+        <w:rPr>
+          <w:lang w:val="en-US"/>
+        </w:rPr>
+      </w:pPr>
+    </w:p>
+    <w:p>
+      <w:pPr>
+        <w:rPr>
+          <w:lang w:val="en-US"/>
+        </w:rPr>
+      </w:pPr>
+    </w:p>
+    <w:p>
+      <w:pPr>
+        <w:rPr>
+          <w:lang w:val="en-US"/>
+        </w:rPr>
+      </w:pPr>
+    </w:p>
+    <w:p>
+      <w:pPr>
+        <w:rPr>
+          <w:lang w:val="en-US"/>
+        </w:rPr>
+      </w:pPr>
+    </w:p>
+    <w:p>
+      <w:pPr>
+        <w:rPr>
+          <w:lang w:val="en-US"/>
+        </w:rPr>
+      </w:pPr>
+    </w:p>
+    <w:p>
+      <w:pPr>
+        <w:rPr>
+          <w:lang w:val="en-US"/>
+        </w:rPr>
+      </w:pPr>
+    </w:p>
+    <w:p>
+      <w:pPr>
+        <w:rPr>
+          <w:lang w:val="en-US"/>
+        </w:rPr>
+      </w:pPr>
+    </w:p>
+    <w:p>
+      <w:pPr>
+        <w:rPr>
+          <w:lang w:val="en-US"/>
+        </w:rPr>
+      </w:pPr>
+    </w:p>
+    <w:p>
+      <w:pPr>
+        <w:rPr>
+          <w:lang w:val="en-US"/>
+        </w:rPr>
+      </w:pPr>
+    </w:p>
+    <w:p>
+      <w:pPr>
+        <w:rPr>
+          <w:lang w:val="en-US"/>
+        </w:rPr>
+      </w:pPr>
+    </w:p>
+    <w:p>
+      <w:pPr>
+        <w:rPr>
+          <w:lang w:val="en-US"/>
+        </w:rPr>
+      </w:pPr>
+      <w:r>
+        <w:rPr>
+          <w:lang w:val="en-US"/>
+        </w:rPr>
+        <w:lastRenderedPageBreak/>
+        <w:t xml:space="preserve">NO TEXTB BEST OF </w:t>
+      </w:r>
+      <w:r>
+        <w:rPr>
+          <w:lang w:val="en-US"/>
+        </w:rPr>
+        <w:t>90</w:t>
+      </w:r>
+      <w:r>
+        <w:rPr>
+          <w:lang w:val="en-US"/>
+        </w:rPr>
+        <w:t xml:space="preserve"> EPOCHS</w:t>
+      </w:r>
+      <w:proofErr w:type="gramStart"/>
+      <w:r>
+        <w:rPr>
+          <w:lang w:val="en-US"/>
+        </w:rPr>
+        <w:t xml:space="preserve">: </w:t>
+      </w:r>
+      <w:r>
+        <w:rPr>
+          <w:lang w:val="en-US"/>
+        </w:rPr>
+        <w:t xml:space="preserve"> (</w:t>
+      </w:r>
+      <w:proofErr w:type="gramEnd"/>
+      <w:r>
+        <w:rPr>
+          <w:lang w:val="en-US"/>
+        </w:rPr>
+        <w:t>RAW)</w:t>
+      </w:r>
+      <w:r>
+        <w:rPr>
+          <w:lang w:val="en-US"/>
+        </w:rPr>
         <w:br/>
-      </w:r>
-      <w:r>
-        <w:t>pos_weights = torch.tensor([150.0, 15.0, 20.0, 30.0]).view(1, -1, 1, 1).to(Config.DEVICE)</w:t>
-      </w:r>
-    </w:p>
-    <w:p>
-      <w:r>
-        <w:lastRenderedPageBreak/>
-        <w:t xml:space="preserve">        </w:t>
-      </w:r>
-      <w:r>
-        <w:rPr>
-          <w:i/>
-          <w:iCs/>
-        </w:rPr>
-        <w:t>self</w:t>
-      </w:r>
-      <w:r>
-        <w:t>.bce = nn.BCEWithLogitsLoss(</w:t>
-      </w:r>
-      <w:r>
-        <w:rPr>
-          <w:i/>
-          <w:iCs/>
-        </w:rPr>
-        <w:t>pos_weight</w:t>
-      </w:r>
-      <w:r>
-        <w:t>=pos_weights)</w:t>
+        <w:t>AUTO STOP</w:t>
+      </w:r>
+    </w:p>
+    <w:p>
+      <w:r>
+        <w:t>Loaded best model for evaluation.</w:t>
+      </w:r>
+    </w:p>
+    <w:p>
+      <w:r>
+        <w:t>Evaluating on Test Set: 100%|</w:t>
+      </w:r>
+      <w:r>
+        <w:rPr>
+          <w:rFonts w:ascii="Arial" w:hAnsi="Arial" w:cs="Arial"/>
+        </w:rPr>
+        <w:t>██████████</w:t>
+      </w:r>
+      <w:r>
+        <w:t>| 30/30 [00:07&lt;00:00,  4.06it/s]</w:t>
       </w:r>
     </w:p>
     <w:p/>
     <w:p>
       <w:r>
-        <w:rPr>
-          <w:lang w:val="en-US"/>
-        </w:rPr>
-        <w:t>30 epoch cu noile ponderi</w:t>
-      </w:r>
-      <w:r>
-        <w:rPr>
-          <w:lang w:val="en-US"/>
-        </w:rPr>
-        <w:br/>
-      </w:r>
-      <w:r>
-        <w:t>Loaded best model for evaluation.</w:t>
-      </w:r>
-    </w:p>
-    <w:p>
-      <w:r>
-        <w:t>Evaluating on Test Set: 100%|</w:t>
-      </w:r>
-      <w:r>
-        <w:rPr>
-          <w:rFonts w:ascii="Arial" w:hAnsi="Arial" w:cs="Arial"/>
-        </w:rPr>
-        <w:t>██████████</w:t>
-      </w:r>
-      <w:r>
-        <w:t>| 30/30 [00:01&lt;00:00, 22.95it/s]</w:t>
-      </w:r>
-    </w:p>
-    <w:p/>
-    <w:p>
-      <w:r>
         <w:t>===============================================================================================</w:t>
       </w:r>
     </w:p>
@@ -881,7 +949,7 @@
     </w:p>
     <w:p>
       <w:r>
-        <w:t>Test Loss: 0.6456</w:t>
+        <w:t>Test Loss: 0.5795</w:t>
       </w:r>
     </w:p>
     <w:p>
@@ -901,22 +969,22 @@
     </w:p>
     <w:p>
       <w:r>
-        <w:t>artery          | 0.0994   | 0.0529   | 0.5048   | 0.9868   | 0.0568</w:t>
-      </w:r>
-    </w:p>
-    <w:p>
-      <w:r>
-        <w:t>liver           | 0.4727   | 0.3168   | 0.6506   | 0.9589   | 0.3802</w:t>
-      </w:r>
-    </w:p>
-    <w:p>
-      <w:r>
-        <w:t>stomach         | 0.1877   | 0.1115   | 0.2429   | 0.9904   | 0.1757</w:t>
-      </w:r>
-    </w:p>
-    <w:p>
-      <w:r>
-        <w:t>vein            | 0.4332   | 0.2875   | 0.5014   | 0.9952   | 0.4389</w:t>
+        <w:t>artery          | 0.0000   | 0.0000   | 0.0000   | 1.0000   | 0.0000</w:t>
+      </w:r>
+    </w:p>
+    <w:p>
+      <w:r>
+        <w:t>liver           | 0.5665   | 0.4029   | 0.8093   | 0.9598   | 0.4483</w:t>
+      </w:r>
+    </w:p>
+    <w:p>
+      <w:r>
+        <w:t>stomach         | 0.3282   | 0.2120   | 0.4256   | 0.9916   | 0.2841</w:t>
+      </w:r>
+    </w:p>
+    <w:p>
+      <w:r>
+        <w:t>vein            | 0.4888   | 0.3296   | 0.7152   | 0.9939   | 0.3843</w:t>
       </w:r>
     </w:p>
     <w:p>
@@ -926,7 +994,7 @@
     </w:p>
     <w:p>
       <w:r>
-        <w:t>MACRO AVG       | 0.2983</w:t>
+        <w:t>MACRO AVG       | 0.3459</w:t>
       </w:r>
     </w:p>
     <w:p>
@@ -946,10 +1014,10 @@
         </w:rPr>
         <w:lastRenderedPageBreak/>
         <w:drawing>
-          <wp:inline distT="0" distB="0" distL="0" distR="0" wp14:anchorId="3B0C1515" wp14:editId="04310E0F">
+          <wp:inline distT="0" distB="0" distL="0" distR="0" wp14:anchorId="3148D896" wp14:editId="67C36A6C">
             <wp:extent cx="5760720" cy="4373880"/>
             <wp:effectExtent l="0" t="0" r="0" b="7620"/>
-            <wp:docPr id="659230682" name="Picture 2"/>
+            <wp:docPr id="1749227708" name="Picture 1"/>
             <wp:cNvGraphicFramePr>
               <a:graphicFrameLocks xmlns:a="http://schemas.openxmlformats.org/drawingml/2006/main" noChangeAspect="1"/>
             </wp:cNvGraphicFramePr>
@@ -957,7 +1025,7 @@
               <a:graphicData uri="http://schemas.openxmlformats.org/drawingml/2006/picture">
                 <pic:pic xmlns:pic="http://schemas.openxmlformats.org/drawingml/2006/picture">
                   <pic:nvPicPr>
-                    <pic:cNvPr id="0" name="Picture 3"/>
+                    <pic:cNvPr id="0" name="Picture 1"/>
                     <pic:cNvPicPr>
                       <a:picLocks noChangeAspect="1" noChangeArrowheads="1"/>
                     </pic:cNvPicPr>
@@ -1003,254 +1071,218 @@
       </w:pPr>
     </w:p>
     <w:p>
-      <w:pPr>
-        <w:rPr>
-          <w:lang w:val="en-US"/>
-        </w:rPr>
-      </w:pPr>
-    </w:p>
-    <w:p>
-      <w:r>
-        <w:rPr>
-          <w:b/>
-          <w:bCs/>
-        </w:rPr>
-        <w:t>1. În celula de training, la inițializarea scheduler-ului</w:t>
-      </w:r>
-      <w:r>
-        <w:t xml:space="preserve"> (secțiunea # 3. Model...):</w:t>
-      </w:r>
-    </w:p>
-    <w:p>
-      <w:r>
-        <w:t>Înlocuiește:</w:t>
-      </w:r>
-    </w:p>
-    <w:p>
-      <w:r>
-        <w:t>scheduler = torch.optim.lr_scheduler.ReduceLROnPlateau(optimizer, mode='max',</w:t>
-      </w:r>
-    </w:p>
-    <w:p>
-      <w:r>
-        <w:t xml:space="preserve">                                                        factor=0.5, patience=5)</w:t>
-      </w:r>
-    </w:p>
-    <w:p>
-      <w:r>
-        <w:t>Cu:</w:t>
-      </w:r>
-    </w:p>
-    <w:p>
-      <w:r>
-        <w:t>scheduler = torch.optim.lr_scheduler.CosineAnnealingLR(optimizer, T_max=Config.NUM_EPOCHS)</w:t>
-      </w:r>
-    </w:p>
-    <w:p>
-      <w:r>
-        <w:t>Și mai jos, înlocuiește:</w:t>
-      </w:r>
-    </w:p>
-    <w:p>
-      <w:r>
-        <w:t>scheduler.step(avg_val_dice)</w:t>
-      </w:r>
-    </w:p>
-    <w:p>
-      <w:r>
-        <w:t>Cu:</w:t>
-      </w:r>
-    </w:p>
-    <w:p>
-      <w:r>
-        <w:t>scheduler.step()</w:t>
-      </w:r>
-    </w:p>
-    <w:p>
-      <w:r>
-        <w:pict w14:anchorId="058F1CDF">
-          <v:rect id="_x0000_i1025" style="width:0;height:1.5pt" o:hralign="center" o:hrstd="t" o:hr="t" fillcolor="#a0a0a0" stroked="f"/>
-        </w:pict>
-      </w:r>
-    </w:p>
-    <w:p>
-      <w:r>
-        <w:rPr>
-          <w:b/>
-          <w:bCs/>
+      <w:r>
+        <w:t>Gata. Încarc din nou în Colab și pornești antrenarea de la zero (RESUME_TRAINING = False).</w:t>
+      </w:r>
+    </w:p>
+    <w:p>
+      <w:r>
+        <w:t>Singura schimbare: pos_weight e acum un vector (1, 4, 1, 1) cu valori diferite per organ — artera primește 150 față de 25 cât aveau toate înainte. .view(1, -1, 1, 1) e important ca să se broadcast-uiască corect peste tensorii (B, C, H, W).</w:t>
+      </w:r>
+      <w:r>
+        <w:br/>
+      </w:r>
+      <w:r>
+        <w:t>pos_weights = torch.tensor([150.0, 15.0, 20.0, 30.0]).view(1, -1, 1, 1).to(Config.DEVICE)</w:t>
+      </w:r>
+    </w:p>
+    <w:p/>
+    <w:p/>
+    <w:p/>
+    <w:p/>
+    <w:p/>
+    <w:p/>
+    <w:p/>
+    <w:p/>
+    <w:p/>
+    <w:p>
+      <w:r>
+        <w:t xml:space="preserve">        </w:t>
+      </w:r>
+      <w:r>
+        <w:rPr>
+          <w:i/>
+          <w:iCs/>
+        </w:rPr>
+        <w:t>self</w:t>
+      </w:r>
+      <w:r>
+        <w:t>.bce = nn.BCEWithLogitsLoss(</w:t>
+      </w:r>
+      <w:r>
+        <w:rPr>
+          <w:i/>
+          <w:iCs/>
+        </w:rPr>
+        <w:t>pos_weight</w:t>
+      </w:r>
+      <w:r>
+        <w:t>=pos_weights)</w:t>
+      </w:r>
+    </w:p>
+    <w:p/>
+    <w:p>
+      <w:r>
+        <w:rPr>
+          <w:lang w:val="it-IT"/>
+        </w:rPr>
+        <w:t xml:space="preserve">30 </w:t>
+      </w:r>
+      <w:proofErr w:type="spellStart"/>
+      <w:r>
+        <w:rPr>
+          <w:lang w:val="it-IT"/>
+        </w:rPr>
+        <w:t>epoch</w:t>
+      </w:r>
+      <w:proofErr w:type="spellEnd"/>
+      <w:r>
+        <w:rPr>
+          <w:lang w:val="it-IT"/>
+        </w:rPr>
+        <w:t xml:space="preserve"> cu </w:t>
+      </w:r>
+      <w:proofErr w:type="spellStart"/>
+      <w:r>
+        <w:rPr>
+          <w:lang w:val="it-IT"/>
+        </w:rPr>
+        <w:t>noile</w:t>
+      </w:r>
+      <w:proofErr w:type="spellEnd"/>
+      <w:r>
+        <w:rPr>
+          <w:lang w:val="it-IT"/>
+        </w:rPr>
+        <w:t xml:space="preserve"> </w:t>
+      </w:r>
+      <w:proofErr w:type="gramStart"/>
+      <w:r>
+        <w:rPr>
+          <w:lang w:val="it-IT"/>
+        </w:rPr>
+        <w:t>ponderi</w:t>
+      </w:r>
+      <w:r>
+        <w:t>(</w:t>
+      </w:r>
+      <w:proofErr w:type="gramEnd"/>
+      <w:r>
+        <w:t>PONDERI + NO TEXT)</w:t>
+      </w:r>
+    </w:p>
+    <w:p>
+      <w:r>
+        <w:rPr>
+          <w:lang w:val="it-IT"/>
+        </w:rPr>
+        <w:br/>
+      </w:r>
+      <w:r>
+        <w:t>Loaded best model for evaluation.</w:t>
+      </w:r>
+    </w:p>
+    <w:p>
+      <w:r>
+        <w:t>Evaluating on Test Set: 100%|</w:t>
+      </w:r>
+      <w:r>
+        <w:rPr>
+          <w:rFonts w:ascii="Arial" w:hAnsi="Arial" w:cs="Arial"/>
+        </w:rPr>
+        <w:t>██████████</w:t>
+      </w:r>
+      <w:r>
+        <w:t>| 30/30 [00:01&lt;00:00, 22.95it/s]</w:t>
+      </w:r>
+    </w:p>
+    <w:p/>
+    <w:p>
+      <w:r>
+        <w:t>===============================================================================================</w:t>
+      </w:r>
+    </w:p>
+    <w:p>
+      <w:r>
+        <w:t>TEST RESULTS</w:t>
+      </w:r>
+    </w:p>
+    <w:p>
+      <w:r>
+        <w:t>===============================================================================================</w:t>
+      </w:r>
+    </w:p>
+    <w:p>
+      <w:r>
+        <w:t>Test Loss: 0.6456</w:t>
+      </w:r>
+    </w:p>
+    <w:p>
+      <w:r>
+        <w:t>-----------------------------------------------------------------------------------------------</w:t>
+      </w:r>
+    </w:p>
+    <w:p>
+      <w:r>
+        <w:t xml:space="preserve">Organ           | Dice     | IoU      | Sens     | Spec     | Prec    </w:t>
+      </w:r>
+    </w:p>
+    <w:p>
+      <w:r>
+        <w:t>-----------------------------------------------------------------------------------------------</w:t>
+      </w:r>
+    </w:p>
+    <w:p>
+      <w:r>
+        <w:t>artery          | 0.0994   | 0.0529   | 0.5048   | 0.9868   | 0.0568</w:t>
+      </w:r>
+    </w:p>
+    <w:p>
+      <w:r>
+        <w:t>liver           | 0.4727   | 0.3168   | 0.6506   | 0.9589   | 0.3802</w:t>
+      </w:r>
+    </w:p>
+    <w:p>
+      <w:r>
+        <w:t>stomach         | 0.1877   | 0.1115   | 0.2429   | 0.9904   | 0.1757</w:t>
+      </w:r>
+    </w:p>
+    <w:p>
+      <w:r>
+        <w:t>vein            | 0.4332   | 0.2875   | 0.5014   | 0.9952   | 0.4389</w:t>
+      </w:r>
+    </w:p>
+    <w:p>
+      <w:r>
+        <w:t>-----------------------------------------------------------------------------------------------</w:t>
+      </w:r>
+    </w:p>
+    <w:p>
+      <w:r>
+        <w:t>MACRO AVG       | 0.2983</w:t>
+      </w:r>
+    </w:p>
+    <w:p>
+      <w:r>
+        <w:t>===============================================================================================</w:t>
+      </w:r>
+    </w:p>
+    <w:p>
+      <w:pPr>
+        <w:rPr>
+          <w:lang w:val="en-US"/>
+        </w:rPr>
+      </w:pPr>
+      <w:r>
+        <w:rPr>
+          <w:noProof/>
         </w:rPr>
         <w:lastRenderedPageBreak/>
-        <w:t>2. În celula de Loss</w:t>
-      </w:r>
-      <w:r>
-        <w:t>, schimbă:</w:t>
-      </w:r>
-    </w:p>
-    <w:p>
-      <w:r>
-        <w:t>pos_weights = torch.tensor([150.0, 15.0, 20.0, 30.0])</w:t>
-      </w:r>
-    </w:p>
-    <w:p>
-      <w:r>
-        <w:t>La:</w:t>
-      </w:r>
-    </w:p>
-    <w:p>
-      <w:r>
-        <w:t>pos_weights = torch.tensor([80.0, 15.0, 20.0, 30.0])</w:t>
-      </w:r>
-    </w:p>
-    <w:p>
-      <w:r>
-        <w:pict w14:anchorId="5E535A5F">
-          <v:rect id="_x0000_i1026" style="width:0;height:1.5pt" o:hralign="center" o:hrstd="t" o:hr="t" fillcolor="#a0a0a0" stroked="f"/>
-        </w:pict>
-      </w:r>
-    </w:p>
-    <w:p>
-      <w:r>
-        <w:rPr>
-          <w:b/>
-          <w:bCs/>
-        </w:rPr>
-        <w:t>3. Resetează RESUME_TRAINING = False</w:t>
-      </w:r>
-      <w:r>
-        <w:t xml:space="preserve"> ca să înceapă de la zero cu noile setări.</w:t>
-      </w:r>
-    </w:p>
-    <w:p>
-      <w:pPr>
-        <w:rPr>
-          <w:lang w:val="en-US"/>
-        </w:rPr>
-      </w:pPr>
-    </w:p>
-    <w:p>
-      <w:r>
-        <w:rPr>
-          <w:lang w:val="en-US"/>
-        </w:rPr>
-        <w:t>Vedem ce o iesi</w:t>
-      </w:r>
-      <w:r>
-        <w:rPr>
-          <w:lang w:val="en-US"/>
-        </w:rPr>
-        <w:br/>
-      </w:r>
-      <w:r>
-        <w:rPr>
-          <w:lang w:val="en-US"/>
-        </w:rPr>
-        <w:br/>
-        <w:t xml:space="preserve">IESE BINESS BEST dupa 150 epoci </w:t>
-      </w:r>
-      <w:r>
-        <w:rPr>
-          <w:lang w:val="en-US"/>
-        </w:rPr>
-        <w:br/>
-      </w:r>
-      <w:r>
-        <w:t>Loaded best model for evaluation.</w:t>
-      </w:r>
-    </w:p>
-    <w:p>
-      <w:r>
-        <w:t>Evaluating on Test Set: 100%|</w:t>
-      </w:r>
-      <w:r>
-        <w:rPr>
-          <w:rFonts w:ascii="Arial" w:hAnsi="Arial" w:cs="Arial"/>
-        </w:rPr>
-        <w:t>██████████</w:t>
-      </w:r>
-      <w:r>
-        <w:t>| 30/30 [00:01&lt;00:00, 23.22it/s]</w:t>
-      </w:r>
-    </w:p>
-    <w:p/>
-    <w:p>
-      <w:r>
-        <w:t>===============================================================================================</w:t>
-      </w:r>
-    </w:p>
-    <w:p>
-      <w:r>
-        <w:t>TEST RESULTS</w:t>
-      </w:r>
-    </w:p>
-    <w:p>
-      <w:r>
-        <w:t>===============================================================================================</w:t>
-      </w:r>
-    </w:p>
-    <w:p>
-      <w:r>
-        <w:t>Test Loss: 0.4517</w:t>
-      </w:r>
-    </w:p>
-    <w:p>
-      <w:r>
-        <w:t>-----------------------------------------------------------------------------------------------</w:t>
-      </w:r>
-    </w:p>
-    <w:p>
-      <w:r>
-        <w:t xml:space="preserve">Organ           | Dice     | IoU      | Sens     | Spec     | Prec    </w:t>
-      </w:r>
-    </w:p>
-    <w:p>
-      <w:r>
-        <w:t>-----------------------------------------------------------------------------------------------</w:t>
-      </w:r>
-    </w:p>
-    <w:p>
-      <w:r>
-        <w:t>artery          | 0.5827   | 0.4405   | 0.6715   | 0.9976   | 0.5623</w:t>
-      </w:r>
-    </w:p>
-    <w:p>
-      <w:r>
-        <w:t>liver           | 0.6476   | 0.4902   | 0.8142   | 0.9723   | 0.5546</w:t>
-      </w:r>
-    </w:p>
-    <w:p>
-      <w:r>
-        <w:t>stomach         | 0.6033   | 0.4673   | 0.6525   | 0.9969   | 0.6113</w:t>
-      </w:r>
-    </w:p>
-    <w:p>
-      <w:r>
-        <w:t>vein            | 0.6872   | 0.5339   | 0.7387   | 0.9976   | 0.6791</w:t>
-      </w:r>
-    </w:p>
-    <w:p>
-      <w:r>
-        <w:t>-----------------------------------------------------------------------------------------------</w:t>
-      </w:r>
-    </w:p>
-    <w:p>
-      <w:r>
-        <w:t>MACRO AVG       | 0.6302</w:t>
-      </w:r>
-    </w:p>
-    <w:p>
-      <w:r>
-        <w:lastRenderedPageBreak/>
-        <w:t>===============================================================================================</w:t>
-      </w:r>
-      <w:r>
-        <w:rPr>
-          <w:noProof/>
-        </w:rPr>
         <w:drawing>
-          <wp:inline distT="0" distB="0" distL="0" distR="0" wp14:anchorId="3B4F2592" wp14:editId="20D771AF">
+          <wp:inline distT="0" distB="0" distL="0" distR="0" wp14:anchorId="3B0C1515" wp14:editId="2EFE2AF9">
             <wp:extent cx="5760720" cy="4373880"/>
             <wp:effectExtent l="0" t="0" r="0" b="7620"/>
-            <wp:docPr id="1584853069" name="Picture 3"/>
+            <wp:docPr id="659230682" name="Picture 2"/>
             <wp:cNvGraphicFramePr>
               <a:graphicFrameLocks xmlns:a="http://schemas.openxmlformats.org/drawingml/2006/main" noChangeAspect="1"/>
             </wp:cNvGraphicFramePr>
@@ -1258,7 +1290,7 @@
               <a:graphicData uri="http://schemas.openxmlformats.org/drawingml/2006/picture">
                 <pic:pic xmlns:pic="http://schemas.openxmlformats.org/drawingml/2006/picture">
                   <pic:nvPicPr>
-                    <pic:cNvPr id="0" name="Picture 21"/>
+                    <pic:cNvPr id="0" name="Picture 3"/>
                     <pic:cNvPicPr>
                       <a:picLocks noChangeAspect="1" noChangeArrowheads="1"/>
                     </pic:cNvPicPr>
@@ -1296,53 +1328,170 @@
         </w:drawing>
       </w:r>
     </w:p>
+    <w:p>
+      <w:pPr>
+        <w:rPr>
+          <w:lang w:val="en-US"/>
+        </w:rPr>
+      </w:pPr>
+    </w:p>
+    <w:p>
+      <w:pPr>
+        <w:rPr>
+          <w:lang w:val="en-US"/>
+        </w:rPr>
+      </w:pPr>
+    </w:p>
+    <w:p>
+      <w:r>
+        <w:rPr>
+          <w:b/>
+          <w:bCs/>
+        </w:rPr>
+        <w:t>1. În celula de training, la inițializarea scheduler-ului</w:t>
+      </w:r>
+      <w:r>
+        <w:t xml:space="preserve"> (secțiunea # 3. Model...):</w:t>
+      </w:r>
+    </w:p>
+    <w:p>
+      <w:r>
+        <w:t>Înlocuiește:</w:t>
+      </w:r>
+    </w:p>
+    <w:p>
+      <w:r>
+        <w:t>scheduler = torch.optim.lr_scheduler.ReduceLROnPlateau(optimizer, mode='max',</w:t>
+      </w:r>
+    </w:p>
+    <w:p>
+      <w:r>
+        <w:t xml:space="preserve">                                                        factor=0.5, patience=5)</w:t>
+      </w:r>
+    </w:p>
+    <w:p>
+      <w:r>
+        <w:t>Cu:</w:t>
+      </w:r>
+    </w:p>
+    <w:p>
+      <w:r>
+        <w:t>scheduler = torch.optim.lr_scheduler.CosineAnnealingLR(optimizer, T_max=Config.NUM_EPOCHS)</w:t>
+      </w:r>
+    </w:p>
+    <w:p>
+      <w:r>
+        <w:t>Și mai jos, înlocuiește:</w:t>
+      </w:r>
+    </w:p>
+    <w:p>
+      <w:r>
+        <w:t>scheduler.step(avg_val_dice)</w:t>
+      </w:r>
+    </w:p>
+    <w:p>
+      <w:r>
+        <w:t>Cu:</w:t>
+      </w:r>
+    </w:p>
+    <w:p>
+      <w:r>
+        <w:t>scheduler.step()</w:t>
+      </w:r>
+    </w:p>
+    <w:p>
+      <w:r>
+        <w:pict w14:anchorId="058F1CDF">
+          <v:rect id="_x0000_i1025" style="width:0;height:1.5pt" o:hralign="center" o:hrstd="t" o:hr="t" fillcolor="#a0a0a0" stroked="f"/>
+        </w:pict>
+      </w:r>
+    </w:p>
+    <w:p>
+      <w:r>
+        <w:rPr>
+          <w:b/>
+          <w:bCs/>
+        </w:rPr>
+        <w:lastRenderedPageBreak/>
+        <w:t>2. În celula de Loss</w:t>
+      </w:r>
+      <w:r>
+        <w:t>, schimbă:</w:t>
+      </w:r>
+    </w:p>
+    <w:p>
+      <w:r>
+        <w:t>pos_weights = torch.tensor([150.0, 15.0, 20.0, 30.0])</w:t>
+      </w:r>
+    </w:p>
+    <w:p>
+      <w:r>
+        <w:t>La:</w:t>
+      </w:r>
+    </w:p>
+    <w:p>
+      <w:r>
+        <w:t>pos_weights = torch.tensor([80.0, 15.0, 20.0, 30.0])</w:t>
+      </w:r>
+    </w:p>
+    <w:p>
+      <w:r>
+        <w:pict w14:anchorId="5E535A5F">
+          <v:rect id="_x0000_i1026" style="width:0;height:1.5pt" o:hralign="center" o:hrstd="t" o:hr="t" fillcolor="#a0a0a0" stroked="f"/>
+        </w:pict>
+      </w:r>
+    </w:p>
+    <w:p>
+      <w:r>
+        <w:rPr>
+          <w:b/>
+          <w:bCs/>
+        </w:rPr>
+        <w:t>3. Resetează RESUME_TRAINING = False</w:t>
+      </w:r>
+      <w:r>
+        <w:t xml:space="preserve"> ca să înceapă de la zero cu noile setări.</w:t>
+      </w:r>
+    </w:p>
+    <w:p>
+      <w:r>
+        <w:t>(PONDERI + NO TEXT)</w:t>
+      </w:r>
+    </w:p>
+    <w:p>
+      <w:r>
+        <w:t>Vedem ce o iesi</w:t>
+      </w:r>
+      <w:r>
+        <w:br/>
+      </w:r>
+      <w:r>
+        <w:br/>
+        <w:t xml:space="preserve">IESE BINESS BEST dupa 150 epoci </w:t>
+      </w:r>
+      <w:r>
+        <w:br/>
+      </w:r>
+      <w:r>
+        <w:t>Loaded best model for evaluation.</w:t>
+      </w:r>
+    </w:p>
+    <w:p>
+      <w:r>
+        <w:t>Evaluating on Test Set: 100%|</w:t>
+      </w:r>
+      <w:r>
+        <w:rPr>
+          <w:rFonts w:ascii="Arial" w:hAnsi="Arial" w:cs="Arial"/>
+        </w:rPr>
+        <w:t>██████████</w:t>
+      </w:r>
+      <w:r>
+        <w:t>| 30/30 [00:01&lt;00:00, 23.22it/s]</w:t>
+      </w:r>
+    </w:p>
     <w:p/>
     <w:p>
-      <w:pPr>
-        <w:rPr>
-          <w:lang w:val="en-US"/>
-        </w:rPr>
-      </w:pPr>
-    </w:p>
-    <w:p>
-      <w:r>
-        <w:rPr>
-          <w:lang w:val="en-US"/>
-        </w:rPr>
-        <w:t>30</w:t>
-      </w:r>
-      <w:r>
-        <w:rPr>
-          <w:lang w:val="en-US"/>
-        </w:rPr>
-        <w:br/>
-      </w:r>
-      <w:r>
-        <w:rPr>
-          <w:rFonts w:ascii="Segoe UI Emoji" w:hAnsi="Segoe UI Emoji" w:cs="Segoe UI Emoji"/>
-        </w:rPr>
-        <w:t>✅</w:t>
-      </w:r>
-      <w:r>
-        <w:t xml:space="preserve"> Loaded epoch 30, best val dice: 0.3030</w:t>
-      </w:r>
-    </w:p>
-    <w:p>
-      <w:r>
-        <w:t>Evaluating on Test Set: 100%|</w:t>
-      </w:r>
-      <w:r>
-        <w:rPr>
-          <w:rFonts w:ascii="Arial" w:hAnsi="Arial" w:cs="Arial"/>
-        </w:rPr>
-        <w:t>██████████</w:t>
-      </w:r>
-      <w:r>
-        <w:t>| 30/30 [00:01&lt;00:00, 22.02it/s]</w:t>
-      </w:r>
-    </w:p>
-    <w:p/>
-    <w:p>
       <w:r>
         <w:t>===============================================================================================</w:t>
       </w:r>
@@ -1359,7 +1508,7 @@
     </w:p>
     <w:p>
       <w:r>
-        <w:t>Test Loss: 0.9139</w:t>
+        <w:t>Test Loss: 0.4517</w:t>
       </w:r>
     </w:p>
     <w:p>
@@ -1369,47 +1518,47 @@
     </w:p>
     <w:p>
       <w:r>
+        <w:t xml:space="preserve">Organ           | Dice     | IoU      | Sens     | Spec     | Prec    </w:t>
+      </w:r>
+    </w:p>
+    <w:p>
+      <w:r>
+        <w:t>-----------------------------------------------------------------------------------------------</w:t>
+      </w:r>
+    </w:p>
+    <w:p>
+      <w:r>
+        <w:t>artery          | 0.5827   | 0.4405   | 0.6715   | 0.9976   | 0.5623</w:t>
+      </w:r>
+    </w:p>
+    <w:p>
+      <w:r>
+        <w:t>liver           | 0.6476   | 0.4902   | 0.8142   | 0.9723   | 0.5546</w:t>
+      </w:r>
+    </w:p>
+    <w:p>
+      <w:r>
+        <w:t>stomach         | 0.6033   | 0.4673   | 0.6525   | 0.9969   | 0.6113</w:t>
+      </w:r>
+    </w:p>
+    <w:p>
+      <w:r>
+        <w:t>vein            | 0.6872   | 0.5339   | 0.7387   | 0.9976   | 0.6791</w:t>
+      </w:r>
+    </w:p>
+    <w:p>
+      <w:r>
+        <w:t>-----------------------------------------------------------------------------------------------</w:t>
+      </w:r>
+    </w:p>
+    <w:p>
+      <w:r>
+        <w:t>MACRO AVG       | 0.6302</w:t>
+      </w:r>
+    </w:p>
+    <w:p>
+      <w:r>
         <w:lastRenderedPageBreak/>
-        <w:t xml:space="preserve">Organ           | Dice     | IoU      | Sens     | Spec     | Prec    </w:t>
-      </w:r>
-    </w:p>
-    <w:p>
-      <w:r>
-        <w:t>-----------------------------------------------------------------------------------------------</w:t>
-      </w:r>
-    </w:p>
-    <w:p>
-      <w:r>
-        <w:t>artery          | 0.0035   | 0.0018   | 0.0033   | 0.9988   | 0.0049</w:t>
-      </w:r>
-    </w:p>
-    <w:p>
-      <w:r>
-        <w:t>liver           | 0.3146   | 0.2046   | 0.2359   | 0.9939   | 0.6103</w:t>
-      </w:r>
-    </w:p>
-    <w:p>
-      <w:r>
-        <w:t>stomach         | 0.0066   | 0.0034   | 0.0054   | 0.9990   | 0.0224</w:t>
-      </w:r>
-    </w:p>
-    <w:p>
-      <w:r>
-        <w:t>vein            | 0.0020   | 0.0010   | 0.0010   | 1.0000   | 0.0961</w:t>
-      </w:r>
-    </w:p>
-    <w:p>
-      <w:r>
-        <w:t>-----------------------------------------------------------------------------------------------</w:t>
-      </w:r>
-    </w:p>
-    <w:p>
-      <w:r>
-        <w:t>MACRO AVG       | 0.0817</w:t>
-      </w:r>
-    </w:p>
-    <w:p>
-      <w:r>
         <w:t>===============================================================================================</w:t>
       </w:r>
       <w:r>
@@ -1417,10 +1566,10 @@
           <w:noProof/>
         </w:rPr>
         <w:drawing>
-          <wp:inline distT="0" distB="0" distL="0" distR="0" wp14:anchorId="02A1B067" wp14:editId="3E88CAC3">
+          <wp:inline distT="0" distB="0" distL="0" distR="0" wp14:anchorId="3B4F2592" wp14:editId="47A20DF4">
             <wp:extent cx="5760720" cy="4373880"/>
             <wp:effectExtent l="0" t="0" r="0" b="7620"/>
-            <wp:docPr id="1107446087" name="Picture 4"/>
+            <wp:docPr id="1584853069" name="Picture 3"/>
             <wp:cNvGraphicFramePr>
               <a:graphicFrameLocks xmlns:a="http://schemas.openxmlformats.org/drawingml/2006/main" noChangeAspect="1"/>
             </wp:cNvGraphicFramePr>
@@ -1428,7 +1577,7 @@
               <a:graphicData uri="http://schemas.openxmlformats.org/drawingml/2006/picture">
                 <pic:pic xmlns:pic="http://schemas.openxmlformats.org/drawingml/2006/picture">
                   <pic:nvPicPr>
-                    <pic:cNvPr id="0" name="Picture 23"/>
+                    <pic:cNvPr id="0" name="Picture 21"/>
                     <pic:cNvPicPr>
                       <a:picLocks noChangeAspect="1" noChangeArrowheads="1"/>
                     </pic:cNvPicPr>
@@ -1466,7 +1615,117 @@
         </w:drawing>
       </w:r>
     </w:p>
-    <w:p>
+    <w:p/>
+    <w:p>
+      <w:pPr>
+        <w:rPr>
+          <w:lang w:val="en-US"/>
+        </w:rPr>
+      </w:pPr>
+    </w:p>
+    <w:p>
+      <w:pPr>
+        <w:rPr>
+          <w:lang w:val="en-US"/>
+        </w:rPr>
+      </w:pPr>
+    </w:p>
+    <w:p>
+      <w:pPr>
+        <w:rPr>
+          <w:lang w:val="en-US"/>
+        </w:rPr>
+      </w:pPr>
+    </w:p>
+    <w:p>
+      <w:pPr>
+        <w:rPr>
+          <w:lang w:val="en-US"/>
+        </w:rPr>
+      </w:pPr>
+    </w:p>
+    <w:p>
+      <w:pPr>
+        <w:rPr>
+          <w:lang w:val="en-US"/>
+        </w:rPr>
+      </w:pPr>
+    </w:p>
+    <w:p>
+      <w:pPr>
+        <w:rPr>
+          <w:lang w:val="en-US"/>
+        </w:rPr>
+      </w:pPr>
+    </w:p>
+    <w:p>
+      <w:pPr>
+        <w:rPr>
+          <w:lang w:val="en-US"/>
+        </w:rPr>
+      </w:pPr>
+    </w:p>
+    <w:p>
+      <w:pPr>
+        <w:rPr>
+          <w:lang w:val="en-US"/>
+        </w:rPr>
+      </w:pPr>
+    </w:p>
+    <w:p>
+      <w:pPr>
+        <w:rPr>
+          <w:lang w:val="en-US"/>
+        </w:rPr>
+      </w:pPr>
+    </w:p>
+    <w:p>
+      <w:pPr>
+        <w:rPr>
+          <w:lang w:val="en-US"/>
+        </w:rPr>
+      </w:pPr>
+    </w:p>
+    <w:p>
+      <w:pPr>
+        <w:rPr>
+          <w:lang w:val="en-US"/>
+        </w:rPr>
+      </w:pPr>
+    </w:p>
+    <w:p>
+      <w:pPr>
+        <w:rPr>
+          <w:lang w:val="en-US"/>
+        </w:rPr>
+      </w:pPr>
+    </w:p>
+    <w:p>
+      <w:pPr>
+        <w:rPr>
+          <w:lang w:val="en-US"/>
+        </w:rPr>
+      </w:pPr>
+      <w:r>
+        <w:rPr>
+          <w:lang w:val="en-US"/>
+        </w:rPr>
+        <w:t>!!!!!!!!!!!!!!!!!!!!!!!!!!!!!!!!!!!!!!!!!!!</w:t>
+      </w:r>
+    </w:p>
+    <w:p>
+      <w:r>
+        <w:rPr>
+          <w:lang w:val="en-US"/>
+        </w:rPr>
+        <w:t>30</w:t>
+      </w:r>
+      <w:r>
+        <w:rPr>
+          <w:lang w:val="en-US"/>
+        </w:rPr>
+        <w:br/>
+      </w:r>
       <w:r>
         <w:rPr>
           <w:rFonts w:ascii="Segoe UI Emoji" w:hAnsi="Segoe UI Emoji" w:cs="Segoe UI Emoji"/>
@@ -1474,7 +1733,7 @@
         <w:t>✅</w:t>
       </w:r>
       <w:r>
-        <w:t xml:space="preserve"> Loaded epoch 60, best val dice: 0.4595</w:t>
+        <w:t xml:space="preserve"> Loaded epoch 30, best val dice: 0.3030</w:t>
       </w:r>
     </w:p>
     <w:p>
@@ -1488,7 +1747,7 @@
         <w:t>██████████</w:t>
       </w:r>
       <w:r>
-        <w:t>| 30/30 [00:01&lt;00:00, 21.62it/s]</w:t>
+        <w:t>| 30/30 [00:01&lt;00:00, 22.02it/s]</w:t>
       </w:r>
     </w:p>
     <w:p/>
@@ -1499,91 +1758,78 @@
     </w:p>
     <w:p>
       <w:r>
+        <w:t>TEST RESULTS</w:t>
+      </w:r>
+    </w:p>
+    <w:p>
+      <w:r>
+        <w:t>===============================================================================================</w:t>
+      </w:r>
+    </w:p>
+    <w:p>
+      <w:r>
+        <w:t>Test Loss: 0.9139</w:t>
+      </w:r>
+    </w:p>
+    <w:p>
+      <w:r>
+        <w:t>-----------------------------------------------------------------------------------------------</w:t>
+      </w:r>
+    </w:p>
+    <w:p>
+      <w:r>
+        <w:t xml:space="preserve">Organ           | Dice     | IoU      | Sens     | Spec     | Prec    </w:t>
+      </w:r>
+    </w:p>
+    <w:p>
+      <w:r>
+        <w:t>-----------------------------------------------------------------------------------------------</w:t>
+      </w:r>
+    </w:p>
+    <w:p>
+      <w:r>
+        <w:t>artery          | 0.0035   | 0.0018   | 0.0033   | 0.9988   | 0.0049</w:t>
+      </w:r>
+    </w:p>
+    <w:p>
+      <w:r>
+        <w:t>liver           | 0.3146   | 0.2046   | 0.2359   | 0.9939   | 0.6103</w:t>
+      </w:r>
+    </w:p>
+    <w:p>
+      <w:r>
+        <w:t>stomach         | 0.0066   | 0.0034   | 0.0054   | 0.9990   | 0.0224</w:t>
+      </w:r>
+    </w:p>
+    <w:p>
+      <w:r>
+        <w:t>vein            | 0.0020   | 0.0010   | 0.0010   | 1.0000   | 0.0961</w:t>
+      </w:r>
+    </w:p>
+    <w:p>
+      <w:r>
+        <w:t>-----------------------------------------------------------------------------------------------</w:t>
+      </w:r>
+    </w:p>
+    <w:p>
+      <w:r>
+        <w:t>MACRO AVG       | 0.0817</w:t>
+      </w:r>
+    </w:p>
+    <w:p>
+      <w:r>
         <w:lastRenderedPageBreak/>
-        <w:t>60</w:t>
-      </w:r>
-    </w:p>
-    <w:p>
-      <w:r>
-        <w:t>TEST RESULTS</w:t>
-      </w:r>
-    </w:p>
-    <w:p>
-      <w:r>
         <w:t>===============================================================================================</w:t>
       </w:r>
-    </w:p>
-    <w:p>
-      <w:r>
-        <w:t>Test Loss: 0.5151</w:t>
-      </w:r>
-    </w:p>
-    <w:p>
-      <w:r>
-        <w:t>-----------------------------------------------------------------------------------------------</w:t>
-      </w:r>
-    </w:p>
-    <w:p>
-      <w:r>
-        <w:t xml:space="preserve">Organ           | Dice     | IoU      | Sens     | Spec     | Prec    </w:t>
-      </w:r>
-    </w:p>
-    <w:p>
-      <w:r>
-        <w:t>-----------------------------------------------------------------------------------------------</w:t>
-      </w:r>
-    </w:p>
-    <w:p>
-      <w:r>
-        <w:t>artery          | 0.1788   | 0.1013   | 0.8050   | 0.9876   | 0.1047</w:t>
-      </w:r>
-    </w:p>
-    <w:p>
-      <w:r>
-        <w:t>liver           | 0.5324   | 0.3686   | 0.9137   | 0.9415   | 0.3821</w:t>
-      </w:r>
-    </w:p>
-    <w:p>
-      <w:r>
-        <w:t>stomach         | 0.3899   | 0.2615   | 0.5722   | 0.9914   | 0.3081</w:t>
-      </w:r>
-    </w:p>
-    <w:p>
-      <w:r>
-        <w:t>vein            | 0.5994   | 0.4347   | 0.7983   | 0.9951   | 0.5011</w:t>
-      </w:r>
-    </w:p>
-    <w:p>
-      <w:r>
-        <w:t>-----------------------------------------------------------------------------------------------</w:t>
-      </w:r>
-    </w:p>
-    <w:p>
-      <w:r>
-        <w:t>MACRO AVG       | 0.4251</w:t>
-      </w:r>
-    </w:p>
-    <w:p>
-      <w:r>
-        <w:t>===============================================================================================</w:t>
-      </w:r>
-    </w:p>
-    <w:p>
-      <w:pPr>
-        <w:rPr>
-          <w:lang w:val="en-US"/>
-        </w:rPr>
-      </w:pPr>
       <w:r>
         <w:rPr>
           <w:noProof/>
         </w:rPr>
-        <w:lastRenderedPageBreak/>
         <w:drawing>
-          <wp:inline distT="0" distB="0" distL="0" distR="0" wp14:anchorId="49E0F575" wp14:editId="32533E46">
+          <wp:inline distT="0" distB="0" distL="0" distR="0" wp14:anchorId="02A1B067" wp14:editId="62829BDB">
             <wp:extent cx="5760720" cy="4373880"/>
             <wp:effectExtent l="0" t="0" r="0" b="7620"/>
-            <wp:docPr id="842622995" name="Picture 5"/>
+            <wp:docPr id="1107446087" name="Picture 4"/>
             <wp:cNvGraphicFramePr>
               <a:graphicFrameLocks xmlns:a="http://schemas.openxmlformats.org/drawingml/2006/main" noChangeAspect="1"/>
             </wp:cNvGraphicFramePr>
@@ -1591,7 +1837,7 @@
               <a:graphicData uri="http://schemas.openxmlformats.org/drawingml/2006/picture">
                 <pic:pic xmlns:pic="http://schemas.openxmlformats.org/drawingml/2006/picture">
                   <pic:nvPicPr>
-                    <pic:cNvPr id="0" name="Picture 25"/>
+                    <pic:cNvPr id="0" name="Picture 23"/>
                     <pic:cNvPicPr>
                       <a:picLocks noChangeAspect="1" noChangeArrowheads="1"/>
                     </pic:cNvPicPr>
@@ -1632,37 +1878,123 @@
     <w:p>
       <w:pPr>
         <w:rPr>
-          <w:lang w:val="en-US"/>
-        </w:rPr>
-      </w:pPr>
-    </w:p>
-    <w:p>
-      <w:r>
-        <w:rPr>
-          <w:lang w:val="en-US"/>
-        </w:rPr>
-        <w:t>90</w:t>
-      </w:r>
-      <w:r>
-        <w:rPr>
-          <w:lang w:val="en-US"/>
-        </w:rPr>
-        <w:br/>
-      </w:r>
-      <w:r>
-        <w:rPr>
-          <w:lang w:val="en-US"/>
-        </w:rPr>
-        <w:br/>
-      </w:r>
-      <w:r>
-        <w:rPr>
           <w:rFonts w:ascii="Segoe UI Emoji" w:hAnsi="Segoe UI Emoji" w:cs="Segoe UI Emoji"/>
         </w:rPr>
+      </w:pPr>
+    </w:p>
+    <w:p>
+      <w:pPr>
+        <w:rPr>
+          <w:rFonts w:ascii="Segoe UI Emoji" w:hAnsi="Segoe UI Emoji" w:cs="Segoe UI Emoji"/>
+        </w:rPr>
+      </w:pPr>
+    </w:p>
+    <w:p>
+      <w:pPr>
+        <w:rPr>
+          <w:rFonts w:ascii="Segoe UI Emoji" w:hAnsi="Segoe UI Emoji" w:cs="Segoe UI Emoji"/>
+        </w:rPr>
+      </w:pPr>
+    </w:p>
+    <w:p>
+      <w:pPr>
+        <w:rPr>
+          <w:rFonts w:ascii="Segoe UI Emoji" w:hAnsi="Segoe UI Emoji" w:cs="Segoe UI Emoji"/>
+        </w:rPr>
+      </w:pPr>
+    </w:p>
+    <w:p>
+      <w:pPr>
+        <w:rPr>
+          <w:rFonts w:ascii="Segoe UI Emoji" w:hAnsi="Segoe UI Emoji" w:cs="Segoe UI Emoji"/>
+        </w:rPr>
+      </w:pPr>
+    </w:p>
+    <w:p>
+      <w:pPr>
+        <w:rPr>
+          <w:rFonts w:ascii="Segoe UI Emoji" w:hAnsi="Segoe UI Emoji" w:cs="Segoe UI Emoji"/>
+        </w:rPr>
+      </w:pPr>
+    </w:p>
+    <w:p>
+      <w:pPr>
+        <w:rPr>
+          <w:rFonts w:ascii="Segoe UI Emoji" w:hAnsi="Segoe UI Emoji" w:cs="Segoe UI Emoji"/>
+        </w:rPr>
+      </w:pPr>
+    </w:p>
+    <w:p>
+      <w:pPr>
+        <w:rPr>
+          <w:rFonts w:ascii="Segoe UI Emoji" w:hAnsi="Segoe UI Emoji" w:cs="Segoe UI Emoji"/>
+        </w:rPr>
+      </w:pPr>
+    </w:p>
+    <w:p>
+      <w:pPr>
+        <w:rPr>
+          <w:rFonts w:ascii="Segoe UI Emoji" w:hAnsi="Segoe UI Emoji" w:cs="Segoe UI Emoji"/>
+        </w:rPr>
+      </w:pPr>
+    </w:p>
+    <w:p>
+      <w:pPr>
+        <w:rPr>
+          <w:rFonts w:ascii="Segoe UI Emoji" w:hAnsi="Segoe UI Emoji" w:cs="Segoe UI Emoji"/>
+        </w:rPr>
+      </w:pPr>
+    </w:p>
+    <w:p>
+      <w:pPr>
+        <w:rPr>
+          <w:rFonts w:ascii="Segoe UI Emoji" w:hAnsi="Segoe UI Emoji" w:cs="Segoe UI Emoji"/>
+        </w:rPr>
+      </w:pPr>
+    </w:p>
+    <w:p>
+      <w:pPr>
+        <w:rPr>
+          <w:rFonts w:ascii="Segoe UI Emoji" w:hAnsi="Segoe UI Emoji" w:cs="Segoe UI Emoji"/>
+        </w:rPr>
+      </w:pPr>
+    </w:p>
+    <w:p>
+      <w:pPr>
+        <w:rPr>
+          <w:lang w:val="en-US"/>
+        </w:rPr>
+      </w:pPr>
+    </w:p>
+    <w:p>
+      <w:pPr>
+        <w:rPr>
+          <w:lang w:val="en-US"/>
+        </w:rPr>
+      </w:pPr>
+      <w:r>
+        <w:rPr>
+          <w:lang w:val="en-US"/>
+        </w:rPr>
+        <w:t>!!!!!!!!!!!!!!!!!!!!!!!!!!!!!!!!!!!!!!!!!!!</w:t>
+      </w:r>
+    </w:p>
+    <w:p>
+      <w:pPr>
+        <w:rPr>
+          <w:rFonts w:ascii="Segoe UI Emoji" w:hAnsi="Segoe UI Emoji" w:cs="Segoe UI Emoji"/>
+        </w:rPr>
+      </w:pPr>
+    </w:p>
+    <w:p>
+      <w:r>
+        <w:rPr>
+          <w:rFonts w:ascii="Segoe UI Emoji" w:hAnsi="Segoe UI Emoji" w:cs="Segoe UI Emoji"/>
+        </w:rPr>
         <w:t>✅</w:t>
       </w:r>
       <w:r>
-        <w:t xml:space="preserve"> Loaded epoch 90, best val dice: 0.6242</w:t>
+        <w:t xml:space="preserve"> Loaded epoch 60, best val dice: 0.4595</w:t>
       </w:r>
     </w:p>
     <w:p>
@@ -1676,18 +2008,73 @@
         <w:t>██████████</w:t>
       </w:r>
       <w:r>
-        <w:t>| 30/30 [00:01&lt;00:00, 21.65it/s]</w:t>
+        <w:t>| 30/30 [00:01&lt;00:00, 21.62it/s</w:t>
       </w:r>
     </w:p>
     <w:p/>
     <w:p>
       <w:r>
+        <w:t>60</w:t>
+      </w:r>
+    </w:p>
+    <w:p>
+      <w:r>
+        <w:t>TEST RESULTS</w:t>
+      </w:r>
+    </w:p>
+    <w:p>
+      <w:r>
         <w:t>===============================================================================================</w:t>
       </w:r>
     </w:p>
     <w:p>
       <w:r>
-        <w:t>TEST RESULTS</w:t>
+        <w:t>Test Loss: 0.5151</w:t>
+      </w:r>
+    </w:p>
+    <w:p>
+      <w:r>
+        <w:t>-----------------------------------------------------------------------------------------------</w:t>
+      </w:r>
+    </w:p>
+    <w:p>
+      <w:r>
+        <w:t xml:space="preserve">Organ           | Dice     | IoU      | Sens     | Spec     | Prec    </w:t>
+      </w:r>
+    </w:p>
+    <w:p>
+      <w:r>
+        <w:t>-----------------------------------------------------------------------------------------------</w:t>
+      </w:r>
+    </w:p>
+    <w:p>
+      <w:r>
+        <w:t>artery          | 0.1788   | 0.1013   | 0.8050   | 0.9876   | 0.1047</w:t>
+      </w:r>
+    </w:p>
+    <w:p>
+      <w:r>
+        <w:t>liver           | 0.5324   | 0.3686   | 0.9137   | 0.9415   | 0.3821</w:t>
+      </w:r>
+    </w:p>
+    <w:p>
+      <w:r>
+        <w:t>stomach         | 0.3899   | 0.2615   | 0.5722   | 0.9914   | 0.3081</w:t>
+      </w:r>
+    </w:p>
+    <w:p>
+      <w:r>
+        <w:t>vein            | 0.5994   | 0.4347   | 0.7983   | 0.9951   | 0.5011</w:t>
+      </w:r>
+    </w:p>
+    <w:p>
+      <w:r>
+        <w:t>-----------------------------------------------------------------------------------------------</w:t>
+      </w:r>
+    </w:p>
+    <w:p>
+      <w:r>
+        <w:t>MACRO AVG       | 0.4251</w:t>
       </w:r>
     </w:p>
     <w:p>
@@ -1696,76 +2083,21 @@
       </w:r>
     </w:p>
     <w:p>
-      <w:r>
-        <w:t>Test Loss: 0.4672</w:t>
-      </w:r>
-    </w:p>
-    <w:p>
-      <w:r>
-        <w:t>-----------------------------------------------------------------------------------------------</w:t>
-      </w:r>
-    </w:p>
-    <w:p>
-      <w:r>
-        <w:t xml:space="preserve">Organ           | Dice     | IoU      | Sens     | Spec     | Prec    </w:t>
-      </w:r>
-    </w:p>
-    <w:p>
-      <w:r>
-        <w:t>-----------------------------------------------------------------------------------------------</w:t>
-      </w:r>
-    </w:p>
-    <w:p>
-      <w:r>
+      <w:pPr>
+        <w:rPr>
+          <w:lang w:val="en-US"/>
+        </w:rPr>
+      </w:pPr>
+      <w:r>
+        <w:rPr>
+          <w:noProof/>
+        </w:rPr>
         <w:lastRenderedPageBreak/>
-        <w:t>artery          | 0.4943   | 0.3477   | 0.7241   | 0.9969   | 0.4108</w:t>
-      </w:r>
-    </w:p>
-    <w:p>
-      <w:r>
-        <w:t>liver           | 0.6073   | 0.4450   | 0.8664   | 0.9610   | 0.4784</w:t>
-      </w:r>
-    </w:p>
-    <w:p>
-      <w:r>
-        <w:t>stomach         | 0.5425   | 0.4086   | 0.6004   | 0.9967   | 0.5246</w:t>
-      </w:r>
-    </w:p>
-    <w:p>
-      <w:r>
-        <w:t>vein            | 0.6469   | 0.4875   | 0.7416   | 0.9974   | 0.5997</w:t>
-      </w:r>
-    </w:p>
-    <w:p>
-      <w:r>
-        <w:t>-----------------------------------------------------------------------------------------------</w:t>
-      </w:r>
-    </w:p>
-    <w:p>
-      <w:r>
-        <w:t>MACRO AVG       | 0.5727</w:t>
-      </w:r>
-    </w:p>
-    <w:p>
-      <w:r>
-        <w:t>===============================================================================================</w:t>
-      </w:r>
-    </w:p>
-    <w:p>
-      <w:pPr>
-        <w:rPr>
-          <w:lang w:val="en-US"/>
-        </w:rPr>
-      </w:pPr>
-      <w:r>
-        <w:rPr>
-          <w:noProof/>
-        </w:rPr>
         <w:drawing>
-          <wp:inline distT="0" distB="0" distL="0" distR="0" wp14:anchorId="6A3F2126" wp14:editId="59051068">
+          <wp:inline distT="0" distB="0" distL="0" distR="0" wp14:anchorId="49E0F575" wp14:editId="30525B3A">
             <wp:extent cx="5760720" cy="4373880"/>
             <wp:effectExtent l="0" t="0" r="0" b="7620"/>
-            <wp:docPr id="556423129" name="Picture 6"/>
+            <wp:docPr id="842622995" name="Picture 5"/>
             <wp:cNvGraphicFramePr>
               <a:graphicFrameLocks xmlns:a="http://schemas.openxmlformats.org/drawingml/2006/main" noChangeAspect="1"/>
             </wp:cNvGraphicFramePr>
@@ -1773,7 +2105,7 @@
               <a:graphicData uri="http://schemas.openxmlformats.org/drawingml/2006/picture">
                 <pic:pic xmlns:pic="http://schemas.openxmlformats.org/drawingml/2006/picture">
                   <pic:nvPicPr>
-                    <pic:cNvPr id="0" name="Picture 27"/>
+                    <pic:cNvPr id="0" name="Picture 25"/>
                     <pic:cNvPicPr>
                       <a:picLocks noChangeAspect="1" noChangeArrowheads="1"/>
                     </pic:cNvPicPr>
@@ -1817,14 +2149,110 @@
           <w:lang w:val="en-US"/>
         </w:rPr>
       </w:pPr>
-      <w:r>
-        <w:rPr>
-          <w:lang w:val="en-US"/>
-        </w:rPr>
-        <w:t>150</w:t>
-      </w:r>
-    </w:p>
-    <w:p>
+    </w:p>
+    <w:p>
+      <w:pPr>
+        <w:rPr>
+          <w:lang w:val="en-US"/>
+        </w:rPr>
+      </w:pPr>
+    </w:p>
+    <w:p>
+      <w:pPr>
+        <w:rPr>
+          <w:lang w:val="en-US"/>
+        </w:rPr>
+      </w:pPr>
+    </w:p>
+    <w:p>
+      <w:pPr>
+        <w:rPr>
+          <w:lang w:val="en-US"/>
+        </w:rPr>
+      </w:pPr>
+    </w:p>
+    <w:p>
+      <w:pPr>
+        <w:rPr>
+          <w:lang w:val="en-US"/>
+        </w:rPr>
+      </w:pPr>
+    </w:p>
+    <w:p>
+      <w:pPr>
+        <w:rPr>
+          <w:lang w:val="en-US"/>
+        </w:rPr>
+      </w:pPr>
+    </w:p>
+    <w:p>
+      <w:pPr>
+        <w:rPr>
+          <w:lang w:val="en-US"/>
+        </w:rPr>
+      </w:pPr>
+    </w:p>
+    <w:p>
+      <w:pPr>
+        <w:rPr>
+          <w:lang w:val="en-US"/>
+        </w:rPr>
+      </w:pPr>
+    </w:p>
+    <w:p>
+      <w:pPr>
+        <w:rPr>
+          <w:lang w:val="en-US"/>
+        </w:rPr>
+      </w:pPr>
+    </w:p>
+    <w:p>
+      <w:pPr>
+        <w:rPr>
+          <w:lang w:val="en-US"/>
+        </w:rPr>
+      </w:pPr>
+    </w:p>
+    <w:p>
+      <w:pPr>
+        <w:rPr>
+          <w:lang w:val="en-US"/>
+        </w:rPr>
+      </w:pPr>
+    </w:p>
+    <w:p>
+      <w:pPr>
+        <w:rPr>
+          <w:lang w:val="en-US"/>
+        </w:rPr>
+      </w:pPr>
+    </w:p>
+    <w:p>
+      <w:r>
+        <w:rPr>
+          <w:lang w:val="en-US"/>
+        </w:rPr>
+        <w:lastRenderedPageBreak/>
+        <w:t>90</w:t>
+      </w:r>
+      <w:r>
+        <w:rPr>
+          <w:lang w:val="en-US"/>
+        </w:rPr>
+        <w:br/>
+      </w:r>
+      <w:r>
+        <w:rPr>
+          <w:lang w:val="en-US"/>
+        </w:rPr>
+        <w:t>NO TEXT</w:t>
+      </w:r>
+      <w:r>
+        <w:rPr>
+          <w:lang w:val="en-US"/>
+        </w:rPr>
+        <w:br/>
+      </w:r>
       <w:r>
         <w:rPr>
           <w:rFonts w:ascii="Segoe UI Emoji" w:hAnsi="Segoe UI Emoji" w:cs="Segoe UI Emoji"/>
@@ -1832,7 +2260,7 @@
         <w:t>✅</w:t>
       </w:r>
       <w:r>
-        <w:t xml:space="preserve"> Loaded epoch 150, best val dice: 0.6525</w:t>
+        <w:t xml:space="preserve"> Loaded epoch 90, best val dice: 0.6242</w:t>
       </w:r>
     </w:p>
     <w:p>
@@ -1846,7 +2274,7 @@
         <w:t>██████████</w:t>
       </w:r>
       <w:r>
-        <w:t>| 30/30 [00:01&lt;00:00, 22.25it/s]</w:t>
+        <w:t>| 30/30 [00:01&lt;00:00, 21.65it/s]</w:t>
       </w:r>
     </w:p>
     <w:p/>
@@ -1857,7 +2285,6 @@
     </w:p>
     <w:p>
       <w:r>
-        <w:lastRenderedPageBreak/>
         <w:t>TEST RESULTS</w:t>
       </w:r>
     </w:p>
@@ -1868,7 +2295,7 @@
     </w:p>
     <w:p>
       <w:r>
-        <w:t>Test Loss: 0.4516</w:t>
+        <w:t>Test Loss: 0.4672</w:t>
       </w:r>
     </w:p>
     <w:p>
@@ -1888,22 +2315,22 @@
     </w:p>
     <w:p>
       <w:r>
-        <w:t>artery          | 0.5634   | 0.4187   | 0.6835   | 0.9985   | 0.5156</w:t>
-      </w:r>
-    </w:p>
-    <w:p>
-      <w:r>
-        <w:t>liver           | 0.6339   | 0.4739   | 0.8705   | 0.9653   | 0.5118</w:t>
-      </w:r>
-    </w:p>
-    <w:p>
-      <w:r>
-        <w:t>stomach         | 0.5861   | 0.4500   | 0.6497   | 0.9966   | 0.5781</w:t>
-      </w:r>
-    </w:p>
-    <w:p>
-      <w:r>
-        <w:t>vein            | 0.6852   | 0.5289   | 0.7580   | 0.9978   | 0.6451</w:t>
+        <w:t>artery          | 0.4943   | 0.3477   | 0.7241   | 0.9969   | 0.4108</w:t>
+      </w:r>
+    </w:p>
+    <w:p>
+      <w:r>
+        <w:t>liver           | 0.6073   | 0.4450   | 0.8664   | 0.9610   | 0.4784</w:t>
+      </w:r>
+    </w:p>
+    <w:p>
+      <w:r>
+        <w:t>stomach         | 0.5425   | 0.4086   | 0.6004   | 0.9967   | 0.5246</w:t>
+      </w:r>
+    </w:p>
+    <w:p>
+      <w:r>
+        <w:t>vein            | 0.6469   | 0.4875   | 0.7416   | 0.9974   | 0.5997</w:t>
       </w:r>
     </w:p>
     <w:p>
@@ -1913,7 +2340,7 @@
     </w:p>
     <w:p>
       <w:r>
-        <w:t>MACRO AVG       | 0.6172</w:t>
+        <w:t>MACRO AVG       | 0.5727</w:t>
       </w:r>
     </w:p>
     <w:p>
@@ -1922,16 +2349,21 @@
       </w:r>
     </w:p>
     <w:p>
+      <w:pPr>
+        <w:rPr>
+          <w:lang w:val="en-US"/>
+        </w:rPr>
+      </w:pPr>
       <w:r>
         <w:rPr>
           <w:noProof/>
         </w:rPr>
         <w:lastRenderedPageBreak/>
         <w:drawing>
-          <wp:inline distT="0" distB="0" distL="0" distR="0" wp14:anchorId="10DFC5E9" wp14:editId="0E010AB9">
+          <wp:inline distT="0" distB="0" distL="0" distR="0" wp14:anchorId="6A3F2126" wp14:editId="385858C5">
             <wp:extent cx="5760720" cy="4373880"/>
             <wp:effectExtent l="0" t="0" r="0" b="7620"/>
-            <wp:docPr id="2071711029" name="Picture 7"/>
+            <wp:docPr id="556423129" name="Picture 6"/>
             <wp:cNvGraphicFramePr>
               <a:graphicFrameLocks xmlns:a="http://schemas.openxmlformats.org/drawingml/2006/main" noChangeAspect="1"/>
             </wp:cNvGraphicFramePr>
@@ -1939,7 +2371,7 @@
               <a:graphicData uri="http://schemas.openxmlformats.org/drawingml/2006/picture">
                 <pic:pic xmlns:pic="http://schemas.openxmlformats.org/drawingml/2006/picture">
                   <pic:nvPicPr>
-                    <pic:cNvPr id="0" name="Picture 38"/>
+                    <pic:cNvPr id="0" name="Picture 27"/>
                     <pic:cNvPicPr>
                       <a:picLocks noChangeAspect="1" noChangeArrowheads="1"/>
                     </pic:cNvPicPr>
@@ -1977,6 +2409,931 @@
         </w:drawing>
       </w:r>
     </w:p>
+    <w:p>
+      <w:pPr>
+        <w:rPr>
+          <w:lang w:val="en-US"/>
+        </w:rPr>
+      </w:pPr>
+    </w:p>
+    <w:p>
+      <w:pPr>
+        <w:rPr>
+          <w:lang w:val="en-US"/>
+        </w:rPr>
+      </w:pPr>
+    </w:p>
+    <w:p>
+      <w:pPr>
+        <w:rPr>
+          <w:lang w:val="en-US"/>
+        </w:rPr>
+      </w:pPr>
+    </w:p>
+    <w:p>
+      <w:pPr>
+        <w:rPr>
+          <w:lang w:val="en-US"/>
+        </w:rPr>
+      </w:pPr>
+    </w:p>
+    <w:p>
+      <w:pPr>
+        <w:rPr>
+          <w:lang w:val="en-US"/>
+        </w:rPr>
+      </w:pPr>
+    </w:p>
+    <w:p>
+      <w:pPr>
+        <w:rPr>
+          <w:lang w:val="en-US"/>
+        </w:rPr>
+      </w:pPr>
+    </w:p>
+    <w:p>
+      <w:pPr>
+        <w:rPr>
+          <w:lang w:val="en-US"/>
+        </w:rPr>
+      </w:pPr>
+    </w:p>
+    <w:p>
+      <w:pPr>
+        <w:rPr>
+          <w:lang w:val="en-US"/>
+        </w:rPr>
+      </w:pPr>
+    </w:p>
+    <w:p>
+      <w:pPr>
+        <w:rPr>
+          <w:lang w:val="en-US"/>
+        </w:rPr>
+      </w:pPr>
+    </w:p>
+    <w:p>
+      <w:pPr>
+        <w:rPr>
+          <w:lang w:val="en-US"/>
+        </w:rPr>
+      </w:pPr>
+    </w:p>
+    <w:p>
+      <w:pPr>
+        <w:rPr>
+          <w:lang w:val="en-US"/>
+        </w:rPr>
+      </w:pPr>
+    </w:p>
+    <w:p>
+      <w:pPr>
+        <w:rPr>
+          <w:lang w:val="en-US"/>
+        </w:rPr>
+      </w:pPr>
+    </w:p>
+    <w:p>
+      <w:pPr>
+        <w:rPr>
+          <w:lang w:val="en-US"/>
+        </w:rPr>
+      </w:pPr>
+    </w:p>
+    <w:p>
+      <w:pPr>
+        <w:rPr>
+          <w:lang w:val="en-US"/>
+        </w:rPr>
+      </w:pPr>
+    </w:p>
+    <w:p>
+      <w:pPr>
+        <w:rPr>
+          <w:lang w:val="en-US"/>
+        </w:rPr>
+      </w:pPr>
+      <w:r>
+        <w:rPr>
+          <w:lang w:val="en-US"/>
+        </w:rPr>
+        <w:lastRenderedPageBreak/>
+        <w:t>150</w:t>
+      </w:r>
+      <w:r>
+        <w:rPr>
+          <w:lang w:val="en-US"/>
+        </w:rPr>
+        <w:t xml:space="preserve"> NO TEXT</w:t>
+      </w:r>
+    </w:p>
+    <w:p>
+      <w:r>
+        <w:rPr>
+          <w:rFonts w:ascii="Segoe UI Emoji" w:hAnsi="Segoe UI Emoji" w:cs="Segoe UI Emoji"/>
+        </w:rPr>
+        <w:t>✅</w:t>
+      </w:r>
+      <w:r>
+        <w:t xml:space="preserve"> Loaded epoch 150, best val dice: 0.6525</w:t>
+      </w:r>
+    </w:p>
+    <w:p>
+      <w:r>
+        <w:t>Evaluating on Test Set: 100%|</w:t>
+      </w:r>
+      <w:r>
+        <w:rPr>
+          <w:rFonts w:ascii="Arial" w:hAnsi="Arial" w:cs="Arial"/>
+        </w:rPr>
+        <w:t>██████████</w:t>
+      </w:r>
+      <w:r>
+        <w:t>| 30/30 [00:01&lt;00:00, 22.25it/s]</w:t>
+      </w:r>
+    </w:p>
+    <w:p/>
+    <w:p>
+      <w:r>
+        <w:t>===============================================================================================</w:t>
+      </w:r>
+    </w:p>
+    <w:p>
+      <w:r>
+        <w:t>TEST RESULTS</w:t>
+      </w:r>
+    </w:p>
+    <w:p>
+      <w:r>
+        <w:t>===============================================================================================</w:t>
+      </w:r>
+    </w:p>
+    <w:p>
+      <w:r>
+        <w:t>Test Loss: 0.4516</w:t>
+      </w:r>
+    </w:p>
+    <w:p>
+      <w:r>
+        <w:t>-----------------------------------------------------------------------------------------------</w:t>
+      </w:r>
+    </w:p>
+    <w:p>
+      <w:r>
+        <w:t xml:space="preserve">Organ           | Dice     | IoU      | Sens     | Spec     | Prec    </w:t>
+      </w:r>
+    </w:p>
+    <w:p>
+      <w:r>
+        <w:t>-----------------------------------------------------------------------------------------------</w:t>
+      </w:r>
+    </w:p>
+    <w:p>
+      <w:r>
+        <w:t>artery          | 0.5634   | 0.4187   | 0.6835   | 0.9985   | 0.5156</w:t>
+      </w:r>
+    </w:p>
+    <w:p>
+      <w:r>
+        <w:t>liver           | 0.6339   | 0.4739   | 0.8705   | 0.9653   | 0.5118</w:t>
+      </w:r>
+    </w:p>
+    <w:p>
+      <w:r>
+        <w:t>stomach         | 0.5861   | 0.4500   | 0.6497   | 0.9966   | 0.5781</w:t>
+      </w:r>
+    </w:p>
+    <w:p>
+      <w:r>
+        <w:t>vein            | 0.6852   | 0.5289   | 0.7580   | 0.9978   | 0.6451</w:t>
+      </w:r>
+    </w:p>
+    <w:p>
+      <w:r>
+        <w:t>-----------------------------------------------------------------------------------------------</w:t>
+      </w:r>
+    </w:p>
+    <w:p>
+      <w:r>
+        <w:t>MACRO AVG       | 0.6172</w:t>
+      </w:r>
+    </w:p>
+    <w:p>
+      <w:r>
+        <w:t>===============================================================================================</w:t>
+      </w:r>
+    </w:p>
+    <w:p>
+      <w:r>
+        <w:rPr>
+          <w:noProof/>
+        </w:rPr>
+        <w:lastRenderedPageBreak/>
+        <w:drawing>
+          <wp:inline distT="0" distB="0" distL="0" distR="0" wp14:anchorId="10DFC5E9" wp14:editId="69388522">
+            <wp:extent cx="5760720" cy="4373880"/>
+            <wp:effectExtent l="0" t="0" r="0" b="7620"/>
+            <wp:docPr id="2071711029" name="Picture 7"/>
+            <wp:cNvGraphicFramePr>
+              <a:graphicFrameLocks xmlns:a="http://schemas.openxmlformats.org/drawingml/2006/main" noChangeAspect="1"/>
+            </wp:cNvGraphicFramePr>
+            <a:graphic xmlns:a="http://schemas.openxmlformats.org/drawingml/2006/main">
+              <a:graphicData uri="http://schemas.openxmlformats.org/drawingml/2006/picture">
+                <pic:pic xmlns:pic="http://schemas.openxmlformats.org/drawingml/2006/picture">
+                  <pic:nvPicPr>
+                    <pic:cNvPr id="0" name="Picture 38"/>
+                    <pic:cNvPicPr>
+                      <a:picLocks noChangeAspect="1" noChangeArrowheads="1"/>
+                    </pic:cNvPicPr>
+                  </pic:nvPicPr>
+                  <pic:blipFill>
+                    <a:blip r:embed="rId14" cstate="print">
+                      <a:extLst>
+                        <a:ext uri="{28A0092B-C50C-407E-A947-70E740481C1C}">
+                          <a14:useLocalDpi xmlns:a14="http://schemas.microsoft.com/office/drawing/2010/main" val="0"/>
+                        </a:ext>
+                      </a:extLst>
+                    </a:blip>
+                    <a:srcRect/>
+                    <a:stretch>
+                      <a:fillRect/>
+                    </a:stretch>
+                  </pic:blipFill>
+                  <pic:spPr bwMode="auto">
+                    <a:xfrm>
+                      <a:off x="0" y="0"/>
+                      <a:ext cx="5760720" cy="4373880"/>
+                    </a:xfrm>
+                    <a:prstGeom prst="rect">
+                      <a:avLst/>
+                    </a:prstGeom>
+                    <a:noFill/>
+                    <a:ln>
+                      <a:noFill/>
+                    </a:ln>
+                  </pic:spPr>
+                </pic:pic>
+              </a:graphicData>
+            </a:graphic>
+          </wp:inline>
+        </w:drawing>
+      </w:r>
+    </w:p>
+    <w:p/>
+    <w:p/>
+    <w:p/>
+    <w:p/>
+    <w:p/>
+    <w:p/>
+    <w:p/>
+    <w:p/>
+    <w:p/>
+    <w:p/>
+    <w:p/>
+    <w:p/>
+    <w:p/>
+    <w:p>
+      <w:pPr>
+        <w:pStyle w:val="Heading1"/>
+        <w:ind w:left="540" w:hanging="540"/>
+      </w:pPr>
+      <w:bookmarkStart w:id="0" w:name="_Toc206594668"/>
+      <w:bookmarkStart w:id="1" w:name="_Toc231937732"/>
+      <w:r>
+        <w:lastRenderedPageBreak/>
+        <mc:AlternateContent>
+          <mc:Choice Requires="wps">
+            <w:drawing>
+              <wp:anchor distT="45720" distB="45720" distL="114300" distR="114300" simplePos="0" relativeHeight="251659264" behindDoc="0" locked="0" layoutInCell="1" allowOverlap="1" wp14:anchorId="3BF49417" wp14:editId="30E1F7EB">
+                <wp:simplePos x="0" y="0"/>
+                <wp:positionH relativeFrom="margin">
+                  <wp:posOffset>6781800</wp:posOffset>
+                </wp:positionH>
+                <wp:positionV relativeFrom="paragraph">
+                  <wp:posOffset>83820</wp:posOffset>
+                </wp:positionV>
+                <wp:extent cx="68580" cy="45085"/>
+                <wp:effectExtent l="0" t="0" r="7620" b="0"/>
+                <wp:wrapSquare wrapText="bothSides"/>
+                <wp:docPr id="217" name="Text Box 2"/>
+                <wp:cNvGraphicFramePr>
+                  <a:graphicFrameLocks xmlns:a="http://schemas.openxmlformats.org/drawingml/2006/main"/>
+                </wp:cNvGraphicFramePr>
+                <a:graphic xmlns:a="http://schemas.openxmlformats.org/drawingml/2006/main">
+                  <a:graphicData uri="http://schemas.microsoft.com/office/word/2010/wordprocessingShape">
+                    <wps:wsp>
+                      <wps:cNvSpPr txBox="1">
+                        <a:spLocks noChangeArrowheads="1"/>
+                      </wps:cNvSpPr>
+                      <wps:spPr bwMode="auto">
+                        <a:xfrm flipH="1">
+                          <a:off x="0" y="0"/>
+                          <a:ext cx="68580" cy="45085"/>
+                        </a:xfrm>
+                        <a:prstGeom prst="rect">
+                          <a:avLst/>
+                        </a:prstGeom>
+                        <a:solidFill>
+                          <a:srgbClr val="FFFFFF"/>
+                        </a:solidFill>
+                        <a:ln w="9525">
+                          <a:noFill/>
+                          <a:miter lim="800000"/>
+                          <a:headEnd/>
+                          <a:tailEnd/>
+                        </a:ln>
+                      </wps:spPr>
+                      <wps:txbx>
+                        <w:txbxContent>
+                          <w:p>
+                            <w:pPr>
+                              <w:rPr>
+                                <w:color w:val="FFFFFF" w:themeColor="background1"/>
+                              </w:rPr>
+                            </w:pPr>
+                            <w:r>
+                              <w:rPr>
+                                <w:color w:val="FFFFFF" w:themeColor="background1"/>
+                              </w:rPr>
+                              <w:t>Made by Mihai A</w:t>
+                            </w:r>
+                          </w:p>
+                        </w:txbxContent>
+                      </wps:txbx>
+                      <wps:bodyPr rot="0" vert="horz" wrap="square" lIns="91440" tIns="45720" rIns="91440" bIns="45720" anchor="t" anchorCtr="0">
+                        <a:noAutofit/>
+                      </wps:bodyPr>
+                    </wps:wsp>
+                  </a:graphicData>
+                </a:graphic>
+                <wp14:sizeRelH relativeFrom="margin">
+                  <wp14:pctWidth>0</wp14:pctWidth>
+                </wp14:sizeRelH>
+                <wp14:sizeRelV relativeFrom="margin">
+                  <wp14:pctHeight>0</wp14:pctHeight>
+                </wp14:sizeRelV>
+              </wp:anchor>
+            </w:drawing>
+          </mc:Choice>
+          <mc:Fallback>
+            <w:pict>
+              <v:shapetype w14:anchorId="3BF49417" id="_x0000_t202" coordsize="21600,21600" o:spt="202" path="m,l,21600r21600,l21600,xe">
+                <v:stroke joinstyle="miter"/>
+                <v:path gradientshapeok="t" o:connecttype="rect"/>
+              </v:shapetype>
+              <v:shape id="Text Box 2" o:spid="_x0000_s1026" type="#_x0000_t202" style="position:absolute;left:0;text-align:left;margin-left:534pt;margin-top:6.6pt;width:5.4pt;height:3.55pt;flip:x;z-index:251659264;visibility:visible;mso-wrap-style:square;mso-width-percent:0;mso-height-percent:0;mso-wrap-distance-left:9pt;mso-wrap-distance-top:3.6pt;mso-wrap-distance-right:9pt;mso-wrap-distance-bottom:3.6pt;mso-position-horizontal:absolute;mso-position-horizontal-relative:margin;mso-position-vertical:absolute;mso-position-vertical-relative:text;mso-width-percent:0;mso-height-percent:0;mso-width-relative:margin;mso-height-relative:margin;v-text-anchor:top" o:gfxdata="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" stroked="f">
+                <v:textbox>
+                  <w:txbxContent>
+                    <w:p>
+                      <w:pPr>
+                        <w:rPr>
+                          <w:color w:val="FFFFFF" w:themeColor="background1"/>
+                        </w:rPr>
+                      </w:pPr>
+                      <w:r>
+                        <w:rPr>
+                          <w:color w:val="FFFFFF" w:themeColor="background1"/>
+                        </w:rPr>
+                        <w:t>Made by Mihai A</w:t>
+                      </w:r>
+                    </w:p>
+                  </w:txbxContent>
+                </v:textbox>
+                <w10:wrap type="square" anchorx="margin"/>
+              </v:shape>
+            </w:pict>
+          </mc:Fallback>
+        </mc:AlternateContent>
+      </w:r>
+      <w:r>
+        <w:t>Bibl</w:t>
+      </w:r>
+      <w:bookmarkEnd w:id="0"/>
+      <w:r>
+        <w:t>liografie</w:t>
+      </w:r>
+      <w:bookmarkEnd w:id="1"/>
+    </w:p>
+    <w:p/>
+    <w:p>
+      <w:pPr>
+        <w:pStyle w:val="caption-bibliography"/>
+        <w:numPr>
+          <w:ilvl w:val="0"/>
+          <w:numId w:val="1"/>
+        </w:numPr>
+      </w:pPr>
+      <w:hyperlink r:id="rId15" w:history="1">
+        <w:r>
+          <w:rPr>
+            <w:rStyle w:val="Hyperlink"/>
+          </w:rPr>
+          <w:t>https://www.medlife.ro/articole-medicale/ecografia-de-sarcina-trimestrul-1-2-3-cand-este-recomandata-si-cum-te-pregatesti</w:t>
+        </w:r>
+      </w:hyperlink>
+      <w:r>
+        <w:t xml:space="preserve"> accesat la data 13/05/2026</w:t>
+      </w:r>
+    </w:p>
+    <w:p>
+      <w:pPr>
+        <w:pStyle w:val="caption-bibliography"/>
+        <w:numPr>
+          <w:ilvl w:val="0"/>
+          <w:numId w:val="1"/>
+        </w:numPr>
+        <w:ind w:left="900" w:hanging="540"/>
+      </w:pPr>
+      <w:hyperlink r:id="rId16" w:history="1">
+        <w:r>
+          <w:rPr>
+            <w:rStyle w:val="Hyperlink"/>
+          </w:rPr>
+          <w:t>https://novogyn.ro/obstetrica-ginecologie/rolul-ecografiei-3d-4d-evaluarea-antenatala/</w:t>
+        </w:r>
+      </w:hyperlink>
+      <w:r>
+        <w:t xml:space="preserve"> accesat la data 13/05/2026</w:t>
+      </w:r>
+    </w:p>
+    <w:p>
+      <w:pPr>
+        <w:pStyle w:val="caption-bibliography"/>
+        <w:numPr>
+          <w:ilvl w:val="0"/>
+          <w:numId w:val="1"/>
+        </w:numPr>
+        <w:ind w:left="900" w:hanging="540"/>
+      </w:pPr>
+      <w:hyperlink r:id="rId17" w:history="1">
+        <w:r>
+          <w:rPr>
+            <w:rStyle w:val="Hyperlink"/>
+          </w:rPr>
+          <w:t>https://www.kenhub.com/en/library/anatomy/umbilical-vein</w:t>
+        </w:r>
+      </w:hyperlink>
+      <w:r>
+        <w:t xml:space="preserve"> accesat la data de 21/05/2026</w:t>
+      </w:r>
+    </w:p>
+    <w:p>
+      <w:pPr>
+        <w:pStyle w:val="caption-bibliography"/>
+        <w:numPr>
+          <w:ilvl w:val="0"/>
+          <w:numId w:val="1"/>
+        </w:numPr>
+        <w:ind w:left="900" w:hanging="540"/>
+      </w:pPr>
+      <w:hyperlink r:id="rId18" w:history="1">
+        <w:r>
+          <w:rPr>
+            <w:rStyle w:val="Hyperlink"/>
+          </w:rPr>
+          <w:t>https://www.verywellhealth.com/abdominal-aorta-anatomy-4587592</w:t>
+        </w:r>
+      </w:hyperlink>
+      <w:r>
+        <w:t xml:space="preserve"> accesat la data de 08/06/2026</w:t>
+      </w:r>
+    </w:p>
+    <w:p>
+      <w:pPr>
+        <w:pStyle w:val="caption-bibliography"/>
+        <w:numPr>
+          <w:ilvl w:val="0"/>
+          <w:numId w:val="1"/>
+        </w:numPr>
+        <w:ind w:left="900" w:hanging="540"/>
+      </w:pPr>
+      <w:r>
+        <w:t>Lotto, J., Stephan, T.L. &amp; Hoodless, P.A. Fetal liver development and implications for liver disease pathogenesis. Nat Rev Gastroenterol Hepatol </w:t>
+      </w:r>
+      <w:r>
+        <w:rPr>
+          <w:b/>
+          <w:bCs/>
+        </w:rPr>
+        <w:t>20</w:t>
+      </w:r>
+      <w:r>
+        <w:t>, 561–581 (2023).</w:t>
+      </w:r>
+    </w:p>
+    <w:p>
+      <w:pPr>
+        <w:pStyle w:val="caption-bibliography"/>
+        <w:numPr>
+          <w:ilvl w:val="0"/>
+          <w:numId w:val="1"/>
+        </w:numPr>
+        <w:ind w:left="900" w:hanging="540"/>
+      </w:pPr>
+      <w:r>
+        <w:t>Noble JA, Boukerroui D. Ultrasound image segmentation: a survey. IEEE Trans Med Imaging. 2006 Aug;25(8):987-1010. doi: 10.1109/tmi.2006.877092. PMID: 16894993.</w:t>
+      </w:r>
+    </w:p>
+    <w:p>
+      <w:pPr>
+        <w:pStyle w:val="caption-bibliography"/>
+        <w:numPr>
+          <w:ilvl w:val="0"/>
+          <w:numId w:val="1"/>
+        </w:numPr>
+        <w:ind w:left="900" w:hanging="540"/>
+      </w:pPr>
+      <w:r>
+        <w:t>Litjens G, Kooi T, Bejnordi BE, Setio AAA, Ciompi F, Ghafoorian M, van der Laak JAWM, van Ginneken B, Sánchez CI. A survey on deep learning in medical image analysis. Med Image Anal. 2017 Dec;42:60-88. doi: 10.1016/j.media.2017.07.005. Epub 2017 Jul 26. PMID: 28778026.</w:t>
+      </w:r>
+    </w:p>
+    <w:p>
+      <w:pPr>
+        <w:pStyle w:val="caption-bibliography"/>
+        <w:numPr>
+          <w:ilvl w:val="0"/>
+          <w:numId w:val="1"/>
+        </w:numPr>
+        <w:ind w:left="900" w:hanging="540"/>
+      </w:pPr>
+      <w:hyperlink r:id="rId19" w:history="1">
+        <w:r>
+          <w:rPr>
+            <w:rStyle w:val="Hyperlink"/>
+          </w:rPr>
+          <w:t>https://readmymri.com/blog/how-many-medical-imaging-scans-are-done-per-year</w:t>
+        </w:r>
+      </w:hyperlink>
+      <w:r>
+        <w:t xml:space="preserve"> accesat la 25/05/2026</w:t>
+      </w:r>
+    </w:p>
+    <w:p>
+      <w:pPr>
+        <w:pStyle w:val="caption-bibliography"/>
+        <w:numPr>
+          <w:ilvl w:val="0"/>
+          <w:numId w:val="1"/>
+        </w:numPr>
+        <w:ind w:left="900" w:hanging="540"/>
+      </w:pPr>
+      <w:r>
+        <w:t>O. Ronneberger, P. Fischer, and T. Brox, "U-Net: Convolutional Networks for Biomedical Image Segmentation," arXiv preprint arXiv:1505.04597, 2015.</w:t>
+      </w:r>
+    </w:p>
+    <w:p>
+      <w:pPr>
+        <w:pStyle w:val="caption-bibliography"/>
+        <w:numPr>
+          <w:ilvl w:val="0"/>
+          <w:numId w:val="1"/>
+        </w:numPr>
+        <w:ind w:left="900" w:hanging="540"/>
+      </w:pPr>
+      <w:r>
+        <w:t>K. He, X. Zhang, R. Shaoqing, and J. Sun, "Deep Residual Learning for Image Recognition," arXiv preprint arXiv:1512.03385, 2015.</w:t>
+      </w:r>
+    </w:p>
+    <w:p>
+      <w:pPr>
+        <w:pStyle w:val="caption-bibliography"/>
+        <w:numPr>
+          <w:ilvl w:val="0"/>
+          <w:numId w:val="1"/>
+        </w:numPr>
+        <w:ind w:left="900" w:hanging="540"/>
+      </w:pPr>
+      <w:r>
+        <w:t>Baumgartner CF, Kamnitsas K, Matthew J, Fletcher TP, Smith S, Koch LM, Kainz B, Rueckert D. SonoNet: Real-Time Detection and Localisation of Fetal Standard Scan Planes in Freehand Ultrasound. IEEE Trans Med Imaging. 2017 Nov;36(11):2204-2215. doi: 10.1109/TMI.2017.2712367. Epub 2017 Jul 11. PMID: 28708546; PMCID: PMC6051487.</w:t>
+      </w:r>
+    </w:p>
+    <w:p>
+      <w:pPr>
+        <w:pStyle w:val="caption-bibliography"/>
+        <w:numPr>
+          <w:ilvl w:val="0"/>
+          <w:numId w:val="1"/>
+        </w:numPr>
+        <w:ind w:left="900" w:hanging="540"/>
+      </w:pPr>
+      <w:r>
+        <w:t>Burgos-Artizzu XP, Coronado-Gutiérrez D, Valenzuela-Alcaraz B, Bonet-Carne E, Eixarch E, Crispi F, Gratacós E. Evaluation of deep convolutional neural networks for automatic classification of common maternal fetal ultrasound planes. Sci Rep. 2020 Jun 23;10(1):10200. doi: 10.1038/s41598-020-67076-5. Erratum in: Sci Rep. 2022 Jan 31;12(1):1950. doi: 10.1038/s41598-022-06173-z. PMID: 32576905; PMCID: PMC7311420.</w:t>
+      </w:r>
+    </w:p>
+    <w:p>
+      <w:pPr>
+        <w:pStyle w:val="caption-bibliography"/>
+        <w:numPr>
+          <w:ilvl w:val="0"/>
+          <w:numId w:val="1"/>
+        </w:numPr>
+        <w:ind w:left="900" w:hanging="540"/>
+      </w:pPr>
+      <w:r>
+        <w:t>Liu, L., Tang, D., Li, X. et al. Automatic fetal ultrasound image segmentation of first trimester for measuring biometric parameters based on deep learning. Multimed Tools Appl </w:t>
+      </w:r>
+      <w:r>
+        <w:rPr>
+          <w:b/>
+          <w:bCs/>
+        </w:rPr>
+        <w:t>83</w:t>
+      </w:r>
+      <w:r>
+        <w:t>, 27283</w:t>
+      </w:r>
+      <w:r>
+        <w:t>-</w:t>
+      </w:r>
+      <w:r>
+        <w:t xml:space="preserve">27304 (2024). </w:t>
+      </w:r>
+      <w:hyperlink r:id="rId20" w:history="1">
+        <w:r>
+          <w:rPr>
+            <w:rStyle w:val="Hyperlink"/>
+          </w:rPr>
+          <w:t>https://doi.org/10.1007/s11042-023-16565-6</w:t>
+        </w:r>
+      </w:hyperlink>
+    </w:p>
+    <w:p>
+      <w:pPr>
+        <w:pStyle w:val="caption-bibliography"/>
+        <w:numPr>
+          <w:ilvl w:val="0"/>
+          <w:numId w:val="1"/>
+        </w:numPr>
+      </w:pPr>
+      <w:r>
+        <w:lastRenderedPageBreak/>
+        <w:t>Krizhevsky, A., Sutskever, I., &amp; Hinton, G. (2012). ImageNet Classification with Deep Convolutional Neural Networks. In Advances in Neural Information Processing Systems. Curran Associates, Inc.</w:t>
+      </w:r>
+    </w:p>
+    <w:p>
+      <w:pPr>
+        <w:pStyle w:val="caption-bibliography"/>
+        <w:numPr>
+          <w:ilvl w:val="0"/>
+          <w:numId w:val="1"/>
+        </w:numPr>
+      </w:pPr>
+      <w:r>
+        <w:t>Tajbakhsh N, Shin JY, Gurudu SR, Hurst RT, Kendall CB, Gotway MB, Jianming Liang. Convolutional Neural Networks for Medical Image Analysis: Full Training or Fine Tuning? IEEE Trans Med Imaging. 2016 May;35(5):1299-1312. doi: 10.1109/TMI.2016.2535302. Epub 2016 Mar 7. PMID: 26978662.</w:t>
+      </w:r>
+    </w:p>
+    <w:p>
+      <w:pPr>
+        <w:pStyle w:val="caption-bibliography"/>
+        <w:numPr>
+          <w:ilvl w:val="0"/>
+          <w:numId w:val="1"/>
+        </w:numPr>
+      </w:pPr>
+      <w:r>
+        <w:t>Fausto Milletari, Nassir Navab, &amp; Seyed-Ahmad Ahmadi (2016). V-Net: Fully Convolutional Neural Networks for Volumetric Medical Image Segmentation. CoRR, abs/1606.04797.</w:t>
+      </w:r>
+    </w:p>
+    <w:p>
+      <w:pPr>
+        <w:pStyle w:val="caption-bibliography"/>
+        <w:numPr>
+          <w:ilvl w:val="0"/>
+          <w:numId w:val="1"/>
+        </w:numPr>
+      </w:pPr>
+      <w:r>
+        <w:t>Seyed Sadegh Mohseni Salehi, Deniz Erdogmus, &amp; Ali Gholipour (2017). Tversky loss function for image segmentation using 3D fully convolutional deep networks. CoRR, abs/1706.05721.</w:t>
+      </w:r>
+    </w:p>
+    <w:p>
+      <w:pPr>
+        <w:pStyle w:val="caption-bibliography"/>
+        <w:numPr>
+          <w:ilvl w:val="0"/>
+          <w:numId w:val="1"/>
+        </w:numPr>
+        <w:ind w:left="900" w:hanging="540"/>
+      </w:pPr>
+      <w:hyperlink r:id="rId21" w:history="1">
+        <w:r>
+          <w:rPr>
+            <w:rStyle w:val="Hyperlink"/>
+          </w:rPr>
+          <w:t>https://www.superdatascience.com/blogs/convolutional-neural-networks-cnn-step-4-full-connection</w:t>
+        </w:r>
+      </w:hyperlink>
+      <w:r>
+        <w:t xml:space="preserve"> accesat la data de 28/05/2026</w:t>
+      </w:r>
+    </w:p>
+    <w:p>
+      <w:pPr>
+        <w:pStyle w:val="caption-bibliography"/>
+        <w:numPr>
+          <w:ilvl w:val="0"/>
+          <w:numId w:val="1"/>
+        </w:numPr>
+        <w:ind w:left="900" w:hanging="540"/>
+      </w:pPr>
+      <w:hyperlink r:id="rId22" w:history="1">
+        <w:r>
+          <w:rPr>
+            <w:rStyle w:val="Hyperlink"/>
+          </w:rPr>
+          <w:t>https://learnopencv.com/understanding-convolutional-neural-networks-cnn/</w:t>
+        </w:r>
+      </w:hyperlink>
+      <w:r>
+        <w:t xml:space="preserve"> accesat la data de 28/05/2026</w:t>
+      </w:r>
+    </w:p>
+    <w:p>
+      <w:pPr>
+        <w:pStyle w:val="caption-bibliography"/>
+        <w:numPr>
+          <w:ilvl w:val="0"/>
+          <w:numId w:val="1"/>
+        </w:numPr>
+      </w:pPr>
+      <w:r>
+        <w:t>Lefkovits, S., &amp; Laszlo, L. (2022). U-Net architecture variants for brain tumor segmentation of histogram corrected images. Acta Universitatis Sapientiae, Informatica, 14, 49-74.</w:t>
+      </w:r>
+    </w:p>
+    <w:p>
+      <w:pPr>
+        <w:pStyle w:val="caption-bibliography"/>
+        <w:numPr>
+          <w:ilvl w:val="0"/>
+          <w:numId w:val="1"/>
+        </w:numPr>
+        <w:ind w:left="900" w:hanging="540"/>
+      </w:pPr>
+      <w:hyperlink r:id="rId23" w:history="1">
+        <w:r>
+          <w:rPr>
+            <w:rStyle w:val="Hyperlink"/>
+          </w:rPr>
+          <w:t>https://www.geeksforgeeks.org/machine-learning/u-net-architecture-explained/</w:t>
+        </w:r>
+      </w:hyperlink>
+      <w:r>
+        <w:t xml:space="preserve"> accesat la 29/05/2026</w:t>
+      </w:r>
+    </w:p>
+    <w:p>
+      <w:pPr>
+        <w:pStyle w:val="caption-bibliography"/>
+        <w:numPr>
+          <w:ilvl w:val="0"/>
+          <w:numId w:val="1"/>
+        </w:numPr>
+        <w:ind w:left="900" w:hanging="540"/>
+      </w:pPr>
+      <w:r>
+        <w:t>Taha AA, Hanbury A. Metrics for evaluating 3D medical image segmentation: analysis, selection, and tool. BMC Med Imaging. 2015 Aug 12;15:29. doi: 10.1186/s12880-015-0068-x. PMID: 26263899; PMCID: PMC4533825.</w:t>
+      </w:r>
+    </w:p>
+    <w:p>
+      <w:pPr>
+        <w:pStyle w:val="caption-bibliography"/>
+        <w:numPr>
+          <w:ilvl w:val="0"/>
+          <w:numId w:val="1"/>
+        </w:numPr>
+        <w:ind w:left="900" w:hanging="540"/>
+      </w:pPr>
+      <w:r>
+        <w:t>Da Correggio, Karine Souza; Noya Galluzzo, Roberto; Santos, Luís Otávio; Soares Muylaert Barroso, Felipe; Zimmermann Loureiro Chaves, Thiago; Sherlley Casimiro Onofre, Alexandre; von Wangenheim, Aldo (2023), “Fetal Abdominal Structures Segmentation Dataset Using Ultrasonic Images”, Mendeley Data, V1, doi: 10.17632/4gcpm9dsc3.1</w:t>
+      </w:r>
+    </w:p>
+    <w:p>
+      <w:pPr>
+        <w:pStyle w:val="caption-bibliography"/>
+        <w:numPr>
+          <w:ilvl w:val="0"/>
+          <w:numId w:val="1"/>
+        </w:numPr>
+        <w:ind w:left="900" w:hanging="540"/>
+      </w:pPr>
+      <w:r>
+        <w:t>Pedregosa, F. et al. (2011). Scikit-learn: Machine Learning in Python. Journal of Machine Learning Research, 12, 2825</w:t>
+      </w:r>
+      <w:r>
+        <w:t>-</w:t>
+      </w:r>
+      <w:r>
+        <w:t>2830.</w:t>
+      </w:r>
+    </w:p>
+    <w:p>
+      <w:pPr>
+        <w:pStyle w:val="caption-bibliography"/>
+        <w:numPr>
+          <w:ilvl w:val="0"/>
+          <w:numId w:val="1"/>
+        </w:numPr>
+        <w:ind w:left="900" w:hanging="540"/>
+      </w:pPr>
+      <w:r>
+        <w:t>Buslaev, A., Iglovikov, V., Khvedchenya, E., Parinov, A., Druzhinin, M., &amp; Kalinin, A. (2020). Albumentations: Fast and Flexible Image Augmentations. Information, 11(2), 125.</w:t>
+      </w:r>
+    </w:p>
+    <w:p>
+      <w:pPr>
+        <w:pStyle w:val="caption-bibliography"/>
+      </w:pPr>
+    </w:p>
+    <w:p>
+      <w:pPr>
+        <w:pStyle w:val="caption-bibliography"/>
+        <w:numPr>
+          <w:ilvl w:val="0"/>
+          <w:numId w:val="1"/>
+        </w:numPr>
+        <w:ind w:left="900" w:hanging="540"/>
+      </w:pPr>
+      <w:r>
+        <w:t xml:space="preserve">Hughes, C. (2022). Transfer Learning on Greyscale Images: How to Fine-Tune Pretrained Models on Black-and-White Datasets. Towards Data Science. Disponibil la: </w:t>
+      </w:r>
+      <w:hyperlink r:id="rId24" w:history="1">
+        <w:r>
+          <w:rPr>
+            <w:rStyle w:val="Hyperlink"/>
+          </w:rPr>
+          <w:t>https://towardsdatascience.com/transfer-learning-on-greyscale-images-how-to-fine-tune-pretrained-models-on-black-and-white-9a5150755c7a/</w:t>
+        </w:r>
+      </w:hyperlink>
+      <w:r>
+        <w:t xml:space="preserve"> accesat la data de 04/06/2026</w:t>
+      </w:r>
+    </w:p>
+    <w:p>
+      <w:pPr>
+        <w:pStyle w:val="ListParagraph"/>
+      </w:pPr>
+    </w:p>
+    <w:p>
+      <w:pPr>
+        <w:pStyle w:val="caption-bibliography"/>
+        <w:numPr>
+          <w:ilvl w:val="0"/>
+          <w:numId w:val="1"/>
+        </w:numPr>
+      </w:pPr>
+      <w:r>
+        <w:t>Paulius Micikevicius, Sharan Narang, Jonah Alben, Gregory F. Diamos, Erich Elsen, David García, Boris Ginsburg, Michael Houston, Oleksii Kuchaiev, Ganesh Venkatesh, &amp; Hao Wu (2017). Mixed Precision Training. CoRR, abs/1710.03740.</w:t>
+      </w:r>
+    </w:p>
+    <w:p>
+      <w:pPr>
+        <w:pStyle w:val="caption-bibliography"/>
+        <w:numPr>
+          <w:ilvl w:val="0"/>
+          <w:numId w:val="1"/>
+        </w:numPr>
+      </w:pPr>
+      <w:r>
+        <w:t>Razvan Pascanu, Tomás Mikolov, &amp; Yoshua Bengio (2012). Understanding the exploding gradient problem. CoRR, abs/1211.5063.</w:t>
+      </w:r>
+    </w:p>
+    <w:p>
+      <w:pPr>
+        <w:pStyle w:val="caption-bibliography"/>
+        <w:numPr>
+          <w:ilvl w:val="0"/>
+          <w:numId w:val="1"/>
+        </w:numPr>
+      </w:pPr>
+      <w:r>
+        <w:t>Karel Zuiderveld. 1994. Contrast limited adaptive histogram equalization. Graphics gems IV. Academic Press Professional, Inc., USA, 474</w:t>
+      </w:r>
+      <w:r>
+        <w:t>-</w:t>
+      </w:r>
+      <w:r>
+        <w:t>485.</w:t>
+      </w:r>
+    </w:p>
+    <w:p>
+      <w:pPr>
+        <w:pStyle w:val="caption-bibliography"/>
+        <w:numPr>
+          <w:ilvl w:val="0"/>
+          <w:numId w:val="1"/>
+        </w:numPr>
+      </w:pPr>
+      <w:r>
+        <w:t>Vijayaraghavan SB, Glob Libr Women's Med</w:t>
+      </w:r>
+      <w:r>
+        <w:br/>
+        <w:t>ISSN: 1756-2228; DOI 10.3843/GLOWM.420463</w:t>
+      </w:r>
+    </w:p>
+    <w:p/>
+    <w:p/>
+    <w:p/>
     <w:sectPr>
       <w:pgSz w:w="11906" w:h="16838"/>
       <w:pgMar w:top="1417" w:right="1417" w:bottom="1417" w:left="1417" w:header="708" w:footer="708" w:gutter="0"/>
@@ -1985,6 +3342,103 @@
     </w:sectPr>
   </w:body>
 </w:document>
+</file>
+
+<file path=word/numbering.xml><?xml version="1.0" encoding="utf-8"?>
+<w:numbering xmlns:wpc="http://schemas.microsoft.com/office/word/2010/wordprocessingCanvas" xmlns:cx="http://schemas.microsoft.com/office/drawing/2014/chartex" xmlns:cx1="http://schemas.microsoft.com/office/drawing/2015/9/8/chartex" xmlns:cx2="http://schemas.microsoft.com/office/drawing/2015/10/21/chartex" xmlns:cx3="http://schemas.microsoft.com/office/drawing/2016/5/9/chartex" xmlns:cx4="http://schemas.microsoft.com/office/drawing/2016/5/10/chartex" xmlns:cx5="http://schemas.microsoft.com/office/drawing/2016/5/11/chartex" xmlns:cx6="http://schemas.microsoft.com/office/drawing/2016/5/12/chartex" xmlns:cx7="http://schemas.microsoft.com/office/drawing/2016/5/13/chartex" xmlns:cx8="http://schemas.microsoft.com/office/drawing/2016/5/14/chartex" xmlns:mc="http://schemas.openxmlformats.org/markup-compatibility/2006" xmlns:aink="http://schemas.microsoft.com/office/drawing/2016/ink" xmlns:am3d="http://schemas.microsoft.com/office/drawing/2017/model3d" xmlns:o="urn:schemas-microsoft-com:office:office" xmlns:oel="http://schemas.microsoft.com/office/2019/extlst" xmlns:r="http://schemas.openxmlformats.org/officeDocument/2006/relationships" xmlns:m="http://schemas.openxmlformats.org/officeDocument/2006/math" xmlns:v="urn:schemas-microsoft-com:vml" xmlns:wp14="http://schemas.microsoft.com/office/word/2010/wordprocessingDrawing" xmlns:wp="http://schemas.openxmlformats.org/drawingml/2006/wordprocessingDrawing" xmlns:w10="urn:schemas-microsoft-com:office:word" xmlns:w="http://schemas.openxmlformats.org/wordprocessingml/2006/main" xmlns:w14="http://schemas.microsoft.com/office/word/2010/wordml" xmlns:w15="http://schemas.microsoft.com/office/word/2012/wordml" xmlns:w16cex="http://schemas.microsoft.com/office/word/2018/wordml/cex" xmlns:w16cid="http://schemas.microsoft.com/office/word/2016/wordml/cid" xmlns:w16="http://schemas.microsoft.com/office/word/2018/wordml" xmlns:w16du="http://schemas.microsoft.com/office/word/2023/wordml/word16du" xmlns:w16sdtdh="http://schemas.microsoft.com/office/word/2020/wordml/sdtdatahash" xmlns:w16sdtfl="http://schemas.microsoft.com/office/word/2024/wordml/sdtformatlock" xmlns:w16se="http://schemas.microsoft.com/office/word/2015/wordml/symex" xmlns:wpg="http://schemas.microsoft.com/office/word/2010/wordprocessingGroup" xmlns:wpi="http://schemas.microsoft.com/office/word/2010/wordprocessingInk" xmlns:wne="http://schemas.microsoft.com/office/word/2006/wordml" xmlns:wps="http://schemas.microsoft.com/office/word/2010/wordprocessingShape" mc:Ignorable="w14 w15 w16se w16cid w16 w16cex w16sdtdh w16sdtfl w16du wp14">
+  <w:abstractNum w:abstractNumId="0" w15:restartNumberingAfterBreak="0">
+    <w:nsid w:val="382B0427"/>
+    <w:multiLevelType w:val="hybridMultilevel"/>
+    <w:tmpl w:val="ED6E20F0"/>
+    <w:lvl w:ilvl="0" w:tplc="01D6AAAC">
+      <w:start w:val="1"/>
+      <w:numFmt w:val="decimal"/>
+      <w:lvlText w:val="[%1]"/>
+      <w:lvlJc w:val="left"/>
+      <w:pPr>
+        <w:ind w:left="720" w:hanging="360"/>
+      </w:pPr>
+      <w:rPr>
+        <w:rFonts w:hint="default"/>
+      </w:rPr>
+    </w:lvl>
+    <w:lvl w:ilvl="1" w:tplc="04090019" w:tentative="1">
+      <w:start w:val="1"/>
+      <w:numFmt w:val="lowerLetter"/>
+      <w:lvlText w:val="%2."/>
+      <w:lvlJc w:val="left"/>
+      <w:pPr>
+        <w:ind w:left="1440" w:hanging="360"/>
+      </w:pPr>
+    </w:lvl>
+    <w:lvl w:ilvl="2" w:tplc="0409001B" w:tentative="1">
+      <w:start w:val="1"/>
+      <w:numFmt w:val="lowerRoman"/>
+      <w:lvlText w:val="%3."/>
+      <w:lvlJc w:val="right"/>
+      <w:pPr>
+        <w:ind w:left="2160" w:hanging="180"/>
+      </w:pPr>
+    </w:lvl>
+    <w:lvl w:ilvl="3" w:tplc="0409000F" w:tentative="1">
+      <w:start w:val="1"/>
+      <w:numFmt w:val="decimal"/>
+      <w:lvlText w:val="%4."/>
+      <w:lvlJc w:val="left"/>
+      <w:pPr>
+        <w:ind w:left="2880" w:hanging="360"/>
+      </w:pPr>
+    </w:lvl>
+    <w:lvl w:ilvl="4" w:tplc="04090019" w:tentative="1">
+      <w:start w:val="1"/>
+      <w:numFmt w:val="lowerLetter"/>
+      <w:lvlText w:val="%5."/>
+      <w:lvlJc w:val="left"/>
+      <w:pPr>
+        <w:ind w:left="3600" w:hanging="360"/>
+      </w:pPr>
+    </w:lvl>
+    <w:lvl w:ilvl="5" w:tplc="0409001B" w:tentative="1">
+      <w:start w:val="1"/>
+      <w:numFmt w:val="lowerRoman"/>
+      <w:lvlText w:val="%6."/>
+      <w:lvlJc w:val="right"/>
+      <w:pPr>
+        <w:ind w:left="4320" w:hanging="180"/>
+      </w:pPr>
+    </w:lvl>
+    <w:lvl w:ilvl="6" w:tplc="0409000F" w:tentative="1">
+      <w:start w:val="1"/>
+      <w:numFmt w:val="decimal"/>
+      <w:lvlText w:val="%7."/>
+      <w:lvlJc w:val="left"/>
+      <w:pPr>
+        <w:ind w:left="5040" w:hanging="360"/>
+      </w:pPr>
+    </w:lvl>
+    <w:lvl w:ilvl="7" w:tplc="04090019" w:tentative="1">
+      <w:start w:val="1"/>
+      <w:numFmt w:val="lowerLetter"/>
+      <w:lvlText w:val="%8."/>
+      <w:lvlJc w:val="left"/>
+      <w:pPr>
+        <w:ind w:left="5760" w:hanging="360"/>
+      </w:pPr>
+    </w:lvl>
+    <w:lvl w:ilvl="8" w:tplc="0409001B" w:tentative="1">
+      <w:start w:val="1"/>
+      <w:numFmt w:val="lowerRoman"/>
+      <w:lvlText w:val="%9."/>
+      <w:lvlJc w:val="right"/>
+      <w:pPr>
+        <w:ind w:left="6480" w:hanging="180"/>
+      </w:pPr>
+    </w:lvl>
+  </w:abstractNum>
+  <w:num w:numId="1" w16cid:durableId="1755980034">
+    <w:abstractNumId w:val="0"/>
+  </w:num>
+</w:numbering>
 </file>
 
 <file path=word/styles.xml><?xml version="1.0" encoding="utf-8"?>
@@ -2590,6 +4044,7 @@
   <w:style w:type="character" w:default="1" w:styleId="DefaultParagraphFont">
     <w:name w:val="Default Paragraph Font"/>
     <w:uiPriority w:val="1"/>
+    <w:semiHidden/>
     <w:unhideWhenUsed/>
   </w:style>
   <w:style w:type="table" w:default="1" w:styleId="TableNormal">
@@ -2933,6 +4388,53 @@
       <w:szCs w:val="20"/>
     </w:rPr>
   </w:style>
+  <w:style w:type="character" w:styleId="Hyperlink">
+    <w:name w:val="Hyperlink"/>
+    <w:basedOn w:val="DefaultParagraphFont"/>
+    <w:uiPriority w:val="99"/>
+    <w:unhideWhenUsed/>
+    <w:rsid w:val="00117074"/>
+    <w:rPr>
+      <w:color w:val="467886" w:themeColor="hyperlink"/>
+      <w:u w:val="single"/>
+    </w:rPr>
+  </w:style>
+  <w:style w:type="paragraph" w:customStyle="1" w:styleId="caption-bibliography">
+    <w:name w:val="caption-bibliography"/>
+    <w:basedOn w:val="Caption"/>
+    <w:qFormat/>
+    <w:rsid w:val="00117074"/>
+    <w:pPr>
+      <w:jc w:val="both"/>
+    </w:pPr>
+    <w:rPr>
+      <w:rFonts w:ascii="Times New Roman" w:hAnsi="Times New Roman"/>
+      <w:color w:val="auto"/>
+      <w:kern w:val="0"/>
+      <w:sz w:val="24"/>
+      <w14:ligatures w14:val="none"/>
+    </w:rPr>
+  </w:style>
+  <w:style w:type="paragraph" w:styleId="Caption">
+    <w:name w:val="caption"/>
+    <w:basedOn w:val="Normal"/>
+    <w:next w:val="Normal"/>
+    <w:uiPriority w:val="35"/>
+    <w:semiHidden/>
+    <w:unhideWhenUsed/>
+    <w:qFormat/>
+    <w:rsid w:val="00117074"/>
+    <w:pPr>
+      <w:spacing w:after="200" w:line="240" w:lineRule="auto"/>
+    </w:pPr>
+    <w:rPr>
+      <w:i/>
+      <w:iCs/>
+      <w:color w:val="0E2841" w:themeColor="text2"/>
+      <w:sz w:val="18"/>
+      <w:szCs w:val="18"/>
+    </w:rPr>
+  </w:style>
 </w:styles>
 </file>
 
